--- a/EX CONCOUR QCM/JUSTICE 2026.docx
+++ b/EX CONCOUR QCM/JUSTICE 2026.docx
@@ -54,7 +54,17 @@
       </w:r>
     </w:p>
     <w:p>
-      <w:r>
+      <w:pPr>
+        <w:rPr>
+          <w:highlight w:val="yellow"/>
+        </w:rPr>
+      </w:pPr>
+    </w:p>
+    <w:p>
+      <w:r>
+        <w:rPr>
+          <w:highlight w:val="yellow"/>
+        </w:rPr>
         <w:t>2. Ajax permet de :</w:t>
       </w:r>
     </w:p>
@@ -79,7 +89,17 @@
       </w:r>
     </w:p>
     <w:p>
-      <w:r>
+      <w:pPr>
+        <w:rPr>
+          <w:highlight w:val="yellow"/>
+        </w:rPr>
+      </w:pPr>
+    </w:p>
+    <w:p>
+      <w:r>
+        <w:rPr>
+          <w:highlight w:val="yellow"/>
+        </w:rPr>
         <w:t>3. Quelle mesure de sécurité est essentielle pour se protéger contre</w:t>
       </w:r>
     </w:p>
@@ -132,7 +152,17 @@
       </w:r>
     </w:p>
     <w:p>
-      <w:r>
+      <w:pPr>
+        <w:rPr>
+          <w:highlight w:val="yellow"/>
+        </w:rPr>
+      </w:pPr>
+    </w:p>
+    <w:p>
+      <w:r>
+        <w:rPr>
+          <w:highlight w:val="yellow"/>
+        </w:rPr>
         <w:t>4. PERT et GANTT sont des :</w:t>
       </w:r>
     </w:p>
@@ -157,7 +187,18 @@
       </w:r>
     </w:p>
     <w:p>
-      <w:r>
+      <w:pPr>
+        <w:rPr>
+          <w:highlight w:val="yellow"/>
+        </w:rPr>
+      </w:pPr>
+    </w:p>
+    <w:p>
+      <w:r>
+        <w:rPr>
+          <w:highlight w:val="yellow"/>
+        </w:rPr>
+        <w:lastRenderedPageBreak/>
         <w:t>5. Qu'est-ce qu'une fonction récursive ?</w:t>
       </w:r>
     </w:p>
@@ -178,132 +219,142 @@
     </w:p>
     <w:p>
       <w:r>
+        <w:t>4/ Toutes les réponses sont fausses</w:t>
+      </w:r>
+    </w:p>
+    <w:p>
+      <w:pPr>
+        <w:rPr>
+          <w:rtl/>
+        </w:rPr>
+      </w:pPr>
+    </w:p>
+    <w:p>
+      <w:r>
+        <w:rPr>
+          <w:highlight w:val="yellow"/>
+        </w:rPr>
+        <w:t>6. Quel diagramme UML permet de représenter la structure statique d'un système ?</w:t>
+      </w:r>
+    </w:p>
+    <w:p>
+      <w:r>
+        <w:t xml:space="preserve">1/ Diagramme de </w:t>
+      </w:r>
+      <w:proofErr w:type="spellStart"/>
+      <w:r>
+        <w:t>sequence</w:t>
+      </w:r>
+      <w:proofErr w:type="spellEnd"/>
+    </w:p>
+    <w:p>
+      <w:r>
+        <w:t>2/ Diagramme de cas d'utilisation</w:t>
+      </w:r>
+    </w:p>
+    <w:p>
+      <w:r>
+        <w:t>3/ Diagramme de classes</w:t>
+      </w:r>
+    </w:p>
+    <w:p>
+      <w:r>
+        <w:t>4/ Toutes les réponses sont fausses.</w:t>
+      </w:r>
+    </w:p>
+    <w:p/>
+    <w:p>
+      <w:r>
+        <w:rPr>
+          <w:highlight w:val="yellow"/>
+        </w:rPr>
+        <w:t>7. Quel diagramme UML montre les interactions entre objets dans le temps ?</w:t>
+      </w:r>
+    </w:p>
+    <w:p>
+      <w:r>
+        <w:t>1. Diagramme de classes</w:t>
+      </w:r>
+    </w:p>
+    <w:p>
+      <w:r>
+        <w:t xml:space="preserve">2. Diagramme de </w:t>
+      </w:r>
+      <w:proofErr w:type="spellStart"/>
+      <w:r>
+        <w:t>sequence</w:t>
+      </w:r>
+      <w:proofErr w:type="spellEnd"/>
+    </w:p>
+    <w:p>
+      <w:r>
+        <w:t>3. Diagramme de composants</w:t>
+      </w:r>
+    </w:p>
+    <w:p>
+      <w:r>
+        <w:t>4. Toutes les réponses sont fausses</w:t>
+      </w:r>
+    </w:p>
+    <w:p/>
+    <w:p>
+      <w:r>
+        <w:t>8. Dans un diagramme de cas d'utilisation, que représente un acteur ?</w:t>
+      </w:r>
+    </w:p>
+    <w:p>
+      <w:r>
+        <w:t>1. Une classe</w:t>
+      </w:r>
+    </w:p>
+    <w:p>
+      <w:r>
+        <w:t>2. Un objet interne au système</w:t>
+      </w:r>
+    </w:p>
+    <w:p>
+      <w:r>
+        <w:t>3. Un utilisateur ou système externe</w:t>
+      </w:r>
+    </w:p>
+    <w:p>
+      <w:r>
+        <w:t>4. Toutes les réponses sont fausses</w:t>
+      </w:r>
+    </w:p>
+    <w:p/>
+    <w:p>
+      <w:r>
+        <w:t>9. Quel symbole représente un cas d’utilisation ?</w:t>
+      </w:r>
+    </w:p>
+    <w:p>
+      <w:r>
+        <w:t>1. Un rectangle</w:t>
+      </w:r>
+    </w:p>
+    <w:p>
+      <w:r>
+        <w:t xml:space="preserve">2. Une </w:t>
+      </w:r>
+      <w:proofErr w:type="spellStart"/>
+      <w:r>
+        <w:t>fleche</w:t>
+      </w:r>
+      <w:proofErr w:type="spellEnd"/>
+    </w:p>
+    <w:p>
+      <w:r>
+        <w:t>3. Un ovale</w:t>
+      </w:r>
+    </w:p>
+    <w:p>
+      <w:r>
         <w:lastRenderedPageBreak/>
-        <w:t>4/ Toutes les réponses sont fausses</w:t>
-      </w:r>
-    </w:p>
-    <w:p>
-      <w:pPr>
-        <w:rPr>
-          <w:rtl/>
-        </w:rPr>
-      </w:pPr>
-    </w:p>
-    <w:p>
-      <w:r>
-        <w:t>6. Quel diagramme UML permet de représenter la structure statique d'un système ?</w:t>
-      </w:r>
-    </w:p>
-    <w:p>
-      <w:r>
-        <w:t xml:space="preserve">1/ Diagramme de </w:t>
-      </w:r>
-      <w:proofErr w:type="spellStart"/>
-      <w:r>
-        <w:t>sequence</w:t>
-      </w:r>
-      <w:proofErr w:type="spellEnd"/>
-    </w:p>
-    <w:p>
-      <w:r>
-        <w:t>2/ Diagramme de cas d'utilisation</w:t>
-      </w:r>
-    </w:p>
-    <w:p>
-      <w:r>
-        <w:t>3/ Diagramme de classes</w:t>
-      </w:r>
-    </w:p>
-    <w:p>
-      <w:r>
-        <w:t>4/ Toutes les réponses sont fausses.</w:t>
-      </w:r>
-    </w:p>
-    <w:p>
-      <w:r>
-        <w:t>7. Quel diagramme UML montre les interactions entre objets dans le temps ?</w:t>
-      </w:r>
-    </w:p>
-    <w:p>
-      <w:r>
-        <w:t>1. Diagramme de classes</w:t>
-      </w:r>
-    </w:p>
-    <w:p>
-      <w:r>
-        <w:t xml:space="preserve">2. Diagramme de </w:t>
-      </w:r>
-      <w:proofErr w:type="spellStart"/>
-      <w:r>
-        <w:t>sequence</w:t>
-      </w:r>
-      <w:proofErr w:type="spellEnd"/>
-    </w:p>
-    <w:p>
-      <w:r>
-        <w:t>3. Diagramme de composants</w:t>
-      </w:r>
-    </w:p>
-    <w:p>
-      <w:r>
-        <w:t>4. Toutes les réponses sont fausses</w:t>
-      </w:r>
-    </w:p>
-    <w:p>
-      <w:r>
-        <w:t>8. Dans un diagramme de cas d'utilisation, que représente un acteur ?</w:t>
-      </w:r>
-    </w:p>
-    <w:p>
-      <w:r>
-        <w:t>1. Une classe</w:t>
-      </w:r>
-    </w:p>
-    <w:p>
-      <w:r>
-        <w:t>2. Un objet interne au système</w:t>
-      </w:r>
-    </w:p>
-    <w:p>
-      <w:r>
-        <w:t>3. Un utilisateur ou système externe</w:t>
-      </w:r>
-    </w:p>
-    <w:p>
-      <w:r>
-        <w:t>4. Toutes les réponses sont fausses</w:t>
-      </w:r>
-    </w:p>
-    <w:p>
-      <w:r>
-        <w:t>9. Quel symbole représente un cas d’utilisation ?</w:t>
-      </w:r>
-    </w:p>
-    <w:p>
-      <w:r>
-        <w:t>1. Un rectangle</w:t>
-      </w:r>
-    </w:p>
-    <w:p>
-      <w:r>
-        <w:t xml:space="preserve">2. Une </w:t>
-      </w:r>
-      <w:proofErr w:type="spellStart"/>
-      <w:r>
-        <w:t>fleche</w:t>
-      </w:r>
-      <w:proofErr w:type="spellEnd"/>
-    </w:p>
-    <w:p>
-      <w:r>
-        <w:t>3. Un ovale</w:t>
-      </w:r>
-    </w:p>
-    <w:p>
-      <w:r>
-        <w:t>4. Toutes les réponses sont fausses</w:t>
-      </w:r>
-    </w:p>
+        <w:t>4. Toutes les réponses sont fausses</w:t>
+      </w:r>
+    </w:p>
+    <w:p/>
     <w:p>
       <w:r>
         <w:t>10. Quel type de relation UML représente un héritage ?</w:t>
@@ -329,6 +380,7 @@
         <w:t>4. Toutes les réponses sont fausses</w:t>
       </w:r>
     </w:p>
+    <w:p/>
     <w:p>
       <w:r>
         <w:t>11. Quelle clause est utilisée avec GROUP BY pour filtrer les groupes ?</w:t>
@@ -336,109 +388,114 @@
     </w:p>
     <w:p>
       <w:r>
+        <w:t>1. WHERE</w:t>
+      </w:r>
+    </w:p>
+    <w:p>
+      <w:r>
+        <w:t>2. HAVING</w:t>
+      </w:r>
+    </w:p>
+    <w:p>
+      <w:r>
+        <w:t>3. ORDER BY</w:t>
+      </w:r>
+    </w:p>
+    <w:p>
+      <w:r>
+        <w:t>4. Toutes les réponses sont fausses</w:t>
+      </w:r>
+    </w:p>
+    <w:p/>
+    <w:p>
+      <w:r>
+        <w:t>12. En Java, quelle est la classe mère de toutes les classes ?</w:t>
+      </w:r>
+    </w:p>
+    <w:p>
+      <w:r>
+        <w:t>1. Class</w:t>
+      </w:r>
+    </w:p>
+    <w:p>
+      <w:r>
+        <w:t>2. Object</w:t>
+      </w:r>
+    </w:p>
+    <w:p>
+      <w:r>
+        <w:t>3. Root</w:t>
+      </w:r>
+    </w:p>
+    <w:p>
+      <w:r>
+        <w:t>4. Toutes les réponses sont fausses</w:t>
+      </w:r>
+    </w:p>
+    <w:p/>
+    <w:p>
+      <w:r>
+        <w:t xml:space="preserve">13. Quel est le résultat de </w:t>
+      </w:r>
+      <w:proofErr w:type="spellStart"/>
+      <w:r>
+        <w:t>typeof</w:t>
+      </w:r>
+      <w:proofErr w:type="spellEnd"/>
+      <w:r>
+        <w:t xml:space="preserve"> [] en JavaScript ?</w:t>
+      </w:r>
+    </w:p>
+    <w:p>
+      <w:r>
+        <w:t>1. "</w:t>
+      </w:r>
+      <w:proofErr w:type="spellStart"/>
+      <w:r>
+        <w:t>array</w:t>
+      </w:r>
+      <w:proofErr w:type="spellEnd"/>
+      <w:r>
+        <w:t>"</w:t>
+      </w:r>
+    </w:p>
+    <w:p>
+      <w:r>
+        <w:t>2. "</w:t>
+      </w:r>
+      <w:proofErr w:type="spellStart"/>
+      <w:r>
+        <w:t>object</w:t>
+      </w:r>
+      <w:proofErr w:type="spellEnd"/>
+      <w:r>
+        <w:t>"</w:t>
+      </w:r>
+    </w:p>
+    <w:p>
+      <w:r>
+        <w:t>3. "</w:t>
+      </w:r>
+      <w:proofErr w:type="spellStart"/>
+      <w:r>
+        <w:t>list</w:t>
+      </w:r>
+      <w:proofErr w:type="spellEnd"/>
+      <w:r>
+        <w:t>"</w:t>
+      </w:r>
+    </w:p>
+    <w:p>
+      <w:r>
+        <w:t>4. Toutes les réponses sont fausses</w:t>
+      </w:r>
+    </w:p>
+    <w:p/>
+    <w:p/>
+    <w:p/>
+    <w:p>
+      <w:r>
         <w:lastRenderedPageBreak/>
-        <w:t>1. WHERE</w:t>
-      </w:r>
-    </w:p>
-    <w:p>
-      <w:r>
-        <w:t>2. HAVING</w:t>
-      </w:r>
-    </w:p>
-    <w:p>
-      <w:r>
-        <w:t>3. ORDER BY</w:t>
-      </w:r>
-    </w:p>
-    <w:p>
-      <w:r>
-        <w:t>4. Toutes les réponses sont fausses</w:t>
-      </w:r>
-    </w:p>
-    <w:p>
-      <w:r>
-        <w:t>12. En Java, quelle est la classe mère de toutes les classes ?</w:t>
-      </w:r>
-    </w:p>
-    <w:p>
-      <w:r>
-        <w:t>1. Class</w:t>
-      </w:r>
-    </w:p>
-    <w:p>
-      <w:r>
-        <w:t>2. Object</w:t>
-      </w:r>
-    </w:p>
-    <w:p>
-      <w:r>
-        <w:t>3. Root</w:t>
-      </w:r>
-    </w:p>
-    <w:p>
-      <w:r>
-        <w:t>4. Toutes les réponses sont fausses</w:t>
-      </w:r>
-    </w:p>
-    <w:p>
-      <w:r>
-        <w:t xml:space="preserve">13. Quel est le résultat de </w:t>
-      </w:r>
-      <w:proofErr w:type="spellStart"/>
-      <w:r>
-        <w:t>typeof</w:t>
-      </w:r>
-      <w:proofErr w:type="spellEnd"/>
-      <w:r>
-        <w:t xml:space="preserve"> [] en JavaScript ?</w:t>
-      </w:r>
-    </w:p>
-    <w:p>
-      <w:r>
-        <w:t>1. "</w:t>
-      </w:r>
-      <w:proofErr w:type="spellStart"/>
-      <w:r>
-        <w:t>array</w:t>
-      </w:r>
-      <w:proofErr w:type="spellEnd"/>
-      <w:r>
-        <w:t>"</w:t>
-      </w:r>
-    </w:p>
-    <w:p>
-      <w:r>
-        <w:t>2. "</w:t>
-      </w:r>
-      <w:proofErr w:type="spellStart"/>
-      <w:r>
-        <w:t>object</w:t>
-      </w:r>
-      <w:proofErr w:type="spellEnd"/>
-      <w:r>
-        <w:t>"</w:t>
-      </w:r>
-    </w:p>
-    <w:p>
-      <w:r>
-        <w:t>3. "</w:t>
-      </w:r>
-      <w:proofErr w:type="spellStart"/>
-      <w:r>
-        <w:t>list</w:t>
-      </w:r>
-      <w:proofErr w:type="spellEnd"/>
-      <w:r>
-        <w:t>"</w:t>
-      </w:r>
-    </w:p>
-    <w:p>
-      <w:r>
-        <w:t>4. Toutes les réponses sont fausses</w:t>
-      </w:r>
-    </w:p>
-    <w:p>
-      <w:r>
         <w:t>14. Quelle est la particularité d'un trigger ?</w:t>
       </w:r>
     </w:p>
@@ -462,6 +519,7 @@
         <w:t>4. Toutes les réponses sont fausses</w:t>
       </w:r>
     </w:p>
+    <w:p/>
     <w:p>
       <w:r>
         <w:t xml:space="preserve">15. Que représentent les tables </w:t>
@@ -508,6 +566,7 @@
         <w:t>4. Toutes les réponses sont fausses</w:t>
       </w:r>
     </w:p>
+    <w:p/>
     <w:p>
       <w:r>
         <w:t>16. Sur quels événements un trigger peut-il être déclenché ?</w:t>
@@ -530,205 +589,288 @@
     </w:p>
     <w:p>
       <w:r>
+        <w:t>4. Toutes les réponses sont fausses</w:t>
+      </w:r>
+    </w:p>
+    <w:p/>
+    <w:p>
+      <w:r>
+        <w:t>17. Qu'est-ce qu'un compilateur ?</w:t>
+      </w:r>
+    </w:p>
+    <w:p>
+      <w:r>
+        <w:t xml:space="preserve">1. Un traducteur de code vers le </w:t>
+      </w:r>
+      <w:proofErr w:type="spellStart"/>
+      <w:r>
+        <w:t>language</w:t>
+      </w:r>
+      <w:proofErr w:type="spellEnd"/>
+      <w:r>
+        <w:t xml:space="preserve"> machine</w:t>
+      </w:r>
+    </w:p>
+    <w:p>
+      <w:r>
+        <w:t>2. Un outil de dessin</w:t>
+      </w:r>
+    </w:p>
+    <w:p>
+      <w:r>
+        <w:t>3. Un serveur</w:t>
+      </w:r>
+    </w:p>
+    <w:p>
+      <w:r>
+        <w:t>4. Toutes les réponses sont fausses</w:t>
+      </w:r>
+    </w:p>
+    <w:p>
+      <w:pPr>
+        <w:rPr>
+          <w:highlight w:val="yellow"/>
+        </w:rPr>
+      </w:pPr>
+    </w:p>
+    <w:p>
+      <w:pPr>
+        <w:rPr>
+          <w:highlight w:val="yellow"/>
+        </w:rPr>
+      </w:pPr>
+    </w:p>
+    <w:p>
+      <w:pPr>
+        <w:rPr>
+          <w:highlight w:val="yellow"/>
+        </w:rPr>
+      </w:pPr>
+    </w:p>
+    <w:p>
+      <w:pPr>
+        <w:rPr>
+          <w:highlight w:val="yellow"/>
+        </w:rPr>
+      </w:pPr>
+    </w:p>
+    <w:p>
+      <w:pPr>
+        <w:rPr>
+          <w:highlight w:val="yellow"/>
+        </w:rPr>
+      </w:pPr>
+    </w:p>
+    <w:p>
+      <w:pPr>
+        <w:rPr>
+          <w:highlight w:val="yellow"/>
+        </w:rPr>
+      </w:pPr>
+    </w:p>
+    <w:p>
+      <w:r>
+        <w:rPr>
+          <w:highlight w:val="yellow"/>
+        </w:rPr>
+        <w:t>18. Quel design pattern assure une instance unique ?</w:t>
+      </w:r>
+    </w:p>
+    <w:p>
+      <w:r>
+        <w:t>1. Singleton</w:t>
+      </w:r>
+    </w:p>
+    <w:p>
+      <w:r>
+        <w:t xml:space="preserve">2. </w:t>
+      </w:r>
+      <w:proofErr w:type="spellStart"/>
+      <w:r>
+        <w:t>Factory</w:t>
+      </w:r>
+      <w:proofErr w:type="spellEnd"/>
+    </w:p>
+    <w:p>
+      <w:r>
+        <w:t>3. Observer</w:t>
+      </w:r>
+    </w:p>
+    <w:p>
+      <w:r>
+        <w:t>4. Toutes les réponses sont fausses</w:t>
+      </w:r>
+    </w:p>
+    <w:p>
+      <w:pPr>
+        <w:rPr>
+          <w:highlight w:val="yellow"/>
+        </w:rPr>
+      </w:pPr>
+    </w:p>
+    <w:p>
+      <w:r>
+        <w:rPr>
+          <w:highlight w:val="yellow"/>
+        </w:rPr>
+        <w:t>19. Quelle instruction permet d'exécuter une procédure stockée ?</w:t>
+      </w:r>
+    </w:p>
+    <w:p>
+      <w:r>
+        <w:t>1. RUN</w:t>
+      </w:r>
+    </w:p>
+    <w:p>
+      <w:r>
+        <w:t>2. CALL</w:t>
+      </w:r>
+    </w:p>
+    <w:p>
+      <w:r>
+        <w:t>3. EXEC</w:t>
+      </w:r>
+    </w:p>
+    <w:p>
+      <w:r>
+        <w:t>4. Toutes les réponses sont fausses</w:t>
+      </w:r>
+    </w:p>
+    <w:p>
+      <w:pPr>
+        <w:rPr>
+          <w:highlight w:val="yellow"/>
+        </w:rPr>
+      </w:pPr>
+    </w:p>
+    <w:p>
+      <w:r>
+        <w:rPr>
+          <w:highlight w:val="yellow"/>
+        </w:rPr>
+        <w:t xml:space="preserve">20. En PHP, comment accède-t-on à une variable passée en paramètre </w:t>
+      </w:r>
+      <w:proofErr w:type="gramStart"/>
+      <w:r>
+        <w:rPr>
+          <w:highlight w:val="yellow"/>
+        </w:rPr>
+        <w:t>d'URL?</w:t>
+      </w:r>
+      <w:proofErr w:type="gramEnd"/>
+    </w:p>
+    <w:p>
+      <w:r>
+        <w:t>1. $ GET</w:t>
+      </w:r>
+    </w:p>
+    <w:p>
+      <w:r>
+        <w:t>2. $ POST</w:t>
+      </w:r>
+    </w:p>
+    <w:p>
+      <w:r>
+        <w:t>3. SURL</w:t>
+      </w:r>
+    </w:p>
+    <w:p>
+      <w:r>
+        <w:t>4. Toutes les réponses sont fausses</w:t>
+      </w:r>
+    </w:p>
+    <w:p>
+      <w:pPr>
+        <w:rPr>
+          <w:highlight w:val="yellow"/>
+        </w:rPr>
+      </w:pPr>
+    </w:p>
+    <w:p>
+      <w:r>
+        <w:rPr>
+          <w:highlight w:val="yellow"/>
+        </w:rPr>
+        <w:t>21. Quelle balise HTML est utilisée pour une liste non ordonnée ?</w:t>
+      </w:r>
+    </w:p>
+    <w:p>
+      <w:r>
+        <w:t>1. &lt;</w:t>
+      </w:r>
+      <w:proofErr w:type="spellStart"/>
+      <w:r>
+        <w:t>ul</w:t>
+      </w:r>
+      <w:proofErr w:type="spellEnd"/>
+      <w:r>
+        <w:t>&gt;</w:t>
+      </w:r>
+    </w:p>
+    <w:p>
+      <w:r>
+        <w:t>2. &lt;</w:t>
+      </w:r>
+      <w:proofErr w:type="spellStart"/>
+      <w:r>
+        <w:t>ol</w:t>
+      </w:r>
+      <w:proofErr w:type="spellEnd"/>
+      <w:r>
+        <w:t>&gt;</w:t>
+      </w:r>
+    </w:p>
+    <w:p>
+      <w:r>
+        <w:t>3. &lt;&lt;li&gt;</w:t>
+      </w:r>
+    </w:p>
+    <w:p>
+      <w:r>
+        <w:t>4. Toutes les réponses sont fausses</w:t>
+      </w:r>
+    </w:p>
+    <w:p>
+      <w:pPr>
+        <w:rPr>
+          <w:highlight w:val="yellow"/>
+        </w:rPr>
+      </w:pPr>
+    </w:p>
+    <w:p>
+      <w:pPr>
+        <w:rPr>
+          <w:highlight w:val="yellow"/>
+        </w:rPr>
+      </w:pPr>
+    </w:p>
+    <w:p>
+      <w:pPr>
+        <w:rPr>
+          <w:highlight w:val="yellow"/>
+        </w:rPr>
+      </w:pPr>
+      <w:r>
+        <w:rPr>
+          <w:highlight w:val="yellow"/>
+        </w:rPr>
+        <w:t>2</w:t>
+      </w:r>
+    </w:p>
+    <w:p>
+      <w:pPr>
+        <w:rPr>
+          <w:highlight w:val="yellow"/>
+        </w:rPr>
+      </w:pPr>
+    </w:p>
+    <w:p>
+      <w:r>
+        <w:rPr>
+          <w:highlight w:val="yellow"/>
+        </w:rPr>
         <w:lastRenderedPageBreak/>
-        <w:t>4. Toutes les réponses sont fausses</w:t>
-      </w:r>
-    </w:p>
-    <w:p>
-      <w:r>
-        <w:t>17. Qu'est-ce qu'un compilateur ?</w:t>
-      </w:r>
-    </w:p>
-    <w:p>
-      <w:r>
-        <w:t xml:space="preserve">1. Un traducteur de code vers le </w:t>
-      </w:r>
-      <w:proofErr w:type="spellStart"/>
-      <w:r>
-        <w:t>language</w:t>
-      </w:r>
-      <w:proofErr w:type="spellEnd"/>
-      <w:r>
-        <w:t xml:space="preserve"> machine</w:t>
-      </w:r>
-    </w:p>
-    <w:p>
-      <w:r>
-        <w:t>2. Un outil de dessin</w:t>
-      </w:r>
-    </w:p>
-    <w:p>
-      <w:r>
-        <w:t>3. Un serveur</w:t>
-      </w:r>
-    </w:p>
-    <w:p>
-      <w:r>
-        <w:t>4. Toutes les réponses sont fausses</w:t>
-      </w:r>
-    </w:p>
-    <w:p>
-      <w:r>
-        <w:rPr>
-          <w:highlight w:val="yellow"/>
-        </w:rPr>
-        <w:t>18. Quel design pattern assure une instance unique ?</w:t>
-      </w:r>
-    </w:p>
-    <w:p>
-      <w:r>
-        <w:t>1. Singleton</w:t>
-      </w:r>
-    </w:p>
-    <w:p>
-      <w:r>
-        <w:t xml:space="preserve">2. </w:t>
-      </w:r>
-      <w:proofErr w:type="spellStart"/>
-      <w:r>
-        <w:t>Factory</w:t>
-      </w:r>
-      <w:proofErr w:type="spellEnd"/>
-    </w:p>
-    <w:p>
-      <w:r>
-        <w:t>3. Observer</w:t>
-      </w:r>
-    </w:p>
-    <w:p>
-      <w:r>
-        <w:t>4. Toutes les réponses sont fausses</w:t>
-      </w:r>
-    </w:p>
-    <w:p>
-      <w:r>
-        <w:rPr>
-          <w:highlight w:val="yellow"/>
-        </w:rPr>
-        <w:t>19. Quelle instruction permet d'exécuter une procédure stockée ?</w:t>
-      </w:r>
-    </w:p>
-    <w:p>
-      <w:r>
-        <w:t>1. RUN</w:t>
-      </w:r>
-    </w:p>
-    <w:p>
-      <w:r>
-        <w:t>2. CALL</w:t>
-      </w:r>
-    </w:p>
-    <w:p>
-      <w:r>
-        <w:t>3. EXEC</w:t>
-      </w:r>
-    </w:p>
-    <w:p>
-      <w:r>
-        <w:t>4. Toutes les réponses sont fausses</w:t>
-      </w:r>
-    </w:p>
-    <w:p>
-      <w:r>
-        <w:rPr>
-          <w:highlight w:val="yellow"/>
-        </w:rPr>
-        <w:t xml:space="preserve">20. En PHP, comment accède-t-on à une variable passée en paramètre </w:t>
-      </w:r>
-      <w:proofErr w:type="gramStart"/>
-      <w:r>
-        <w:rPr>
-          <w:highlight w:val="yellow"/>
-        </w:rPr>
-        <w:t>d'URL?</w:t>
-      </w:r>
-      <w:proofErr w:type="gramEnd"/>
-    </w:p>
-    <w:p>
-      <w:r>
-        <w:t>1. $ GET</w:t>
-      </w:r>
-    </w:p>
-    <w:p>
-      <w:r>
-        <w:t>2. $ POST</w:t>
-      </w:r>
-    </w:p>
-    <w:p>
-      <w:r>
-        <w:t>3. SURL</w:t>
-      </w:r>
-    </w:p>
-    <w:p>
-      <w:r>
-        <w:t>4. Toutes les réponses sont fausses</w:t>
-      </w:r>
-    </w:p>
-    <w:p>
-      <w:r>
-        <w:rPr>
-          <w:highlight w:val="yellow"/>
-        </w:rPr>
-        <w:t>21. Quelle balise HTML est utilisée pour une liste non ordonnée ?</w:t>
-      </w:r>
-    </w:p>
-    <w:p>
-      <w:r>
-        <w:t>1. &lt;</w:t>
-      </w:r>
-      <w:proofErr w:type="spellStart"/>
-      <w:r>
-        <w:t>ul</w:t>
-      </w:r>
-      <w:proofErr w:type="spellEnd"/>
-      <w:r>
-        <w:t>&gt;</w:t>
-      </w:r>
-    </w:p>
-    <w:p>
-      <w:r>
-        <w:t>2. &lt;</w:t>
-      </w:r>
-      <w:proofErr w:type="spellStart"/>
-      <w:r>
-        <w:t>ol</w:t>
-      </w:r>
-      <w:proofErr w:type="spellEnd"/>
-      <w:r>
-        <w:t>&gt;</w:t>
-      </w:r>
-    </w:p>
-    <w:p>
-      <w:r>
-        <w:t>3. &lt;&lt;li&gt;</w:t>
-      </w:r>
-    </w:p>
-    <w:p>
-      <w:r>
-        <w:t>4. Toutes les réponses sont fausses</w:t>
-      </w:r>
-    </w:p>
-    <w:p>
-      <w:pPr>
-        <w:rPr>
-          <w:highlight w:val="yellow"/>
-        </w:rPr>
-      </w:pPr>
-    </w:p>
-    <w:p>
-      <w:pPr>
-        <w:rPr>
-          <w:highlight w:val="yellow"/>
-        </w:rPr>
-      </w:pPr>
-    </w:p>
-    <w:p>
-      <w:r>
-        <w:rPr>
-          <w:highlight w:val="yellow"/>
-        </w:rPr>
-        <w:lastRenderedPageBreak/>
-        <w:t>22. Qu'est-ce que MVC dans ASP.NET ?</w:t>
+        <w:t>2. Qu'est-ce que MVC dans ASP.NET ?</w:t>
       </w:r>
     </w:p>
     <w:p>
@@ -770,6 +912,13 @@
     <w:p>
       <w:pPr>
         <w:rPr>
+          <w:highlight w:val="yellow"/>
+        </w:rPr>
+      </w:pPr>
+    </w:p>
+    <w:p>
+      <w:pPr>
+        <w:rPr>
           <w:lang w:bidi="ar-MA"/>
         </w:rPr>
       </w:pPr>
@@ -800,6 +949,7 @@
         <w:t>4. Toutes les réponses sont fausses</w:t>
       </w:r>
     </w:p>
+    <w:p/>
     <w:p>
       <w:r>
         <w:t xml:space="preserve">24. Que signifie l'acronyme </w:t>
@@ -831,6 +981,13 @@
       </w:r>
     </w:p>
     <w:p>
+      <w:pPr>
+        <w:rPr>
+          <w:highlight w:val="yellow"/>
+        </w:rPr>
+      </w:pPr>
+    </w:p>
+    <w:p>
       <w:r>
         <w:rPr>
           <w:highlight w:val="yellow"/>
@@ -885,6 +1042,27 @@
       <w:r>
         <w:t>4. Toutes les réponses sont fausses</w:t>
       </w:r>
+    </w:p>
+    <w:p>
+      <w:pPr>
+        <w:rPr>
+          <w:highlight w:val="yellow"/>
+        </w:rPr>
+      </w:pPr>
+    </w:p>
+    <w:p>
+      <w:pPr>
+        <w:rPr>
+          <w:highlight w:val="yellow"/>
+        </w:rPr>
+      </w:pPr>
+    </w:p>
+    <w:p>
+      <w:pPr>
+        <w:rPr>
+          <w:highlight w:val="yellow"/>
+        </w:rPr>
+      </w:pPr>
     </w:p>
     <w:p>
       <w:pPr>
@@ -897,6 +1075,7 @@
         <w:rPr>
           <w:highlight w:val="yellow"/>
         </w:rPr>
+        <w:lastRenderedPageBreak/>
         <w:t>26. En Python, quelle fonction permet d'obtenir la longueur d'une chaîne ?</w:t>
       </w:r>
     </w:p>
@@ -972,109 +1151,877 @@
         <w:rPr>
           <w:highlight w:val="yellow"/>
         </w:rPr>
+        <w:t xml:space="preserve">27. Quelle est la syntaxe correcte pour déclarer une variable dans </w:t>
+      </w:r>
+      <w:proofErr w:type="gramStart"/>
+      <w:r>
+        <w:rPr>
+          <w:highlight w:val="yellow"/>
+        </w:rPr>
+        <w:t>c#?</w:t>
+      </w:r>
+      <w:proofErr w:type="gramEnd"/>
+    </w:p>
+    <w:p>
+      <w:r>
+        <w:t xml:space="preserve">1. var x = </w:t>
+      </w:r>
+      <w:proofErr w:type="gramStart"/>
+      <w:r>
+        <w:t>10;</w:t>
+      </w:r>
+      <w:proofErr w:type="gramEnd"/>
+    </w:p>
+    <w:p>
+      <w:r>
+        <w:t xml:space="preserve">2. </w:t>
+      </w:r>
+      <w:proofErr w:type="spellStart"/>
+      <w:r>
+        <w:t>int</w:t>
+      </w:r>
+      <w:proofErr w:type="spellEnd"/>
+      <w:r>
+        <w:t xml:space="preserve"> x = </w:t>
+      </w:r>
+      <w:proofErr w:type="gramStart"/>
+      <w:r>
+        <w:t>10;</w:t>
+      </w:r>
+      <w:proofErr w:type="gramEnd"/>
+    </w:p>
+    <w:p>
+      <w:r>
+        <w:t xml:space="preserve">3. x = </w:t>
+      </w:r>
+      <w:proofErr w:type="spellStart"/>
+      <w:r>
+        <w:t>int</w:t>
+      </w:r>
+      <w:proofErr w:type="spellEnd"/>
+      <w:r>
+        <w:t xml:space="preserve"> </w:t>
+      </w:r>
+      <w:proofErr w:type="gramStart"/>
+      <w:r>
+        <w:t>10;</w:t>
+      </w:r>
+      <w:proofErr w:type="gramEnd"/>
+    </w:p>
+    <w:p>
+      <w:r>
+        <w:t>4. Toutes les réponses sont fausses.</w:t>
+      </w:r>
+    </w:p>
+    <w:p>
+      <w:pPr>
+        <w:rPr>
+          <w:rtl/>
+        </w:rPr>
+      </w:pPr>
+    </w:p>
+    <w:p>
+      <w:pPr>
+        <w:rPr>
+          <w:highlight w:val="yellow"/>
+        </w:rPr>
+      </w:pPr>
+      <w:r>
+        <w:rPr>
+          <w:highlight w:val="yellow"/>
+        </w:rPr>
+        <w:t>28. Quel mot-clé permet de restreindre l'accès à un attribut à la classe uniquement</w:t>
+      </w:r>
+    </w:p>
+    <w:p>
+      <w:r>
+        <w:rPr>
+          <w:highlight w:val="yellow"/>
+        </w:rPr>
+        <w:t>(</w:t>
+      </w:r>
+      <w:proofErr w:type="gramStart"/>
+      <w:r>
+        <w:rPr>
+          <w:highlight w:val="yellow"/>
+        </w:rPr>
+        <w:t>ex.</w:t>
+      </w:r>
+      <w:proofErr w:type="gramEnd"/>
+      <w:r>
+        <w:rPr>
+          <w:highlight w:val="yellow"/>
+        </w:rPr>
+        <w:t xml:space="preserve"> Java, PHP</w:t>
+      </w:r>
+      <w:proofErr w:type="gramStart"/>
+      <w:r>
+        <w:rPr>
+          <w:highlight w:val="yellow"/>
+        </w:rPr>
+        <w:t>)?</w:t>
+      </w:r>
+      <w:proofErr w:type="gramEnd"/>
+    </w:p>
+    <w:p>
+      <w:r>
+        <w:t xml:space="preserve">1. </w:t>
+      </w:r>
+      <w:proofErr w:type="spellStart"/>
+      <w:r>
+        <w:t>static</w:t>
+      </w:r>
+      <w:proofErr w:type="spellEnd"/>
+    </w:p>
+    <w:p>
+      <w:r>
+        <w:t xml:space="preserve">2. </w:t>
+      </w:r>
+      <w:proofErr w:type="spellStart"/>
+      <w:r>
+        <w:t>protected</w:t>
+      </w:r>
+      <w:proofErr w:type="spellEnd"/>
+    </w:p>
+    <w:p>
+      <w:r>
+        <w:t xml:space="preserve">3. </w:t>
+      </w:r>
+      <w:proofErr w:type="spellStart"/>
+      <w:r>
+        <w:t>private</w:t>
+      </w:r>
+      <w:proofErr w:type="spellEnd"/>
+    </w:p>
+    <w:p>
+      <w:r>
+        <w:t>4. Toutes les réponses sont fausses</w:t>
+      </w:r>
+    </w:p>
+    <w:p>
+      <w:pPr>
+        <w:rPr>
+          <w:rtl/>
+        </w:rPr>
+      </w:pPr>
+    </w:p>
+    <w:p>
+      <w:r>
+        <w:rPr>
+          <w:highlight w:val="yellow"/>
+        </w:rPr>
+        <w:t>29. Quelle est la bonne syntaxe d'une condition if en C# ?</w:t>
+      </w:r>
+    </w:p>
+    <w:p>
+      <w:pPr>
+        <w:rPr>
+          <w:lang w:val="en-US"/>
+        </w:rPr>
+      </w:pPr>
+      <w:r>
+        <w:rPr>
+          <w:lang w:val="en-US"/>
+        </w:rPr>
+        <w:t>1. if x &gt; 5 then</w:t>
+      </w:r>
+    </w:p>
+    <w:p>
+      <w:pPr>
+        <w:rPr>
+          <w:lang w:val="en-US"/>
+        </w:rPr>
+      </w:pPr>
+      <w:r>
+        <w:rPr>
+          <w:lang w:val="en-US"/>
+        </w:rPr>
+        <w:t xml:space="preserve">2. if (x &gt; 5) </w:t>
+      </w:r>
+      <w:proofErr w:type="gramStart"/>
+      <w:r>
+        <w:rPr>
+          <w:lang w:val="en-US"/>
+        </w:rPr>
+        <w:t>{ }</w:t>
+      </w:r>
+      <w:proofErr w:type="gramEnd"/>
+    </w:p>
+    <w:p>
+      <w:pPr>
+        <w:rPr>
+          <w:lang w:val="en-US"/>
+        </w:rPr>
+      </w:pPr>
+      <w:r>
+        <w:rPr>
+          <w:lang w:val="en-US"/>
+        </w:rPr>
+        <w:t>3. if x &gt;5 {}</w:t>
+      </w:r>
+    </w:p>
+    <w:p>
+      <w:r>
+        <w:t>4. Toutes les réponses sont fausses.</w:t>
+      </w:r>
+    </w:p>
+    <w:p>
+      <w:pPr>
+        <w:rPr>
+          <w:rtl/>
+        </w:rPr>
+      </w:pPr>
+    </w:p>
+    <w:p>
+      <w:pPr>
+        <w:rPr>
+          <w:highlight w:val="yellow"/>
+        </w:rPr>
+      </w:pPr>
+    </w:p>
+    <w:p>
+      <w:pPr>
+        <w:rPr>
+          <w:highlight w:val="yellow"/>
+        </w:rPr>
+      </w:pPr>
+    </w:p>
+    <w:p>
+      <w:pPr>
+        <w:rPr>
+          <w:highlight w:val="yellow"/>
+        </w:rPr>
+      </w:pPr>
+    </w:p>
+    <w:p>
+      <w:r>
+        <w:rPr>
+          <w:highlight w:val="yellow"/>
+        </w:rPr>
         <w:lastRenderedPageBreak/>
-        <w:t xml:space="preserve">27. Quelle est la syntaxe correcte pour déclarer une variable dans </w:t>
-      </w:r>
-      <w:proofErr w:type="gramStart"/>
-      <w:r>
-        <w:rPr>
-          <w:highlight w:val="yellow"/>
-        </w:rPr>
-        <w:t>c#?</w:t>
-      </w:r>
-      <w:proofErr w:type="gramEnd"/>
-    </w:p>
-    <w:p>
-      <w:r>
-        <w:t xml:space="preserve">1. var x = </w:t>
-      </w:r>
-      <w:proofErr w:type="gramStart"/>
-      <w:r>
-        <w:t>10;</w:t>
-      </w:r>
-      <w:proofErr w:type="gramEnd"/>
+        <w:t>30. Quel langage est principalement utilisé pour le développement iOS natif ?</w:t>
+      </w:r>
+    </w:p>
+    <w:p>
+      <w:r>
+        <w:t xml:space="preserve">1. </w:t>
+      </w:r>
+      <w:proofErr w:type="spellStart"/>
+      <w:r>
+        <w:t>Kotlin</w:t>
+      </w:r>
+      <w:proofErr w:type="spellEnd"/>
+    </w:p>
+    <w:p>
+      <w:r>
+        <w:t>2. Swift</w:t>
+      </w:r>
+    </w:p>
+    <w:p>
+      <w:r>
+        <w:t>3. Ruby</w:t>
+      </w:r>
+    </w:p>
+    <w:p>
+      <w:r>
+        <w:t>4. Toutes les réponses sont fausses</w:t>
+      </w:r>
+    </w:p>
+    <w:p>
+      <w:pPr>
+        <w:rPr>
+          <w:rtl/>
+        </w:rPr>
+      </w:pPr>
+    </w:p>
+    <w:p>
+      <w:pPr>
+        <w:rPr>
+          <w:rtl/>
+        </w:rPr>
+      </w:pPr>
+    </w:p>
+    <w:p>
+      <w:pPr>
+        <w:rPr>
+          <w:rtl/>
+        </w:rPr>
+      </w:pPr>
+    </w:p>
+    <w:p>
+      <w:pPr>
+        <w:rPr>
+          <w:rtl/>
+        </w:rPr>
+      </w:pPr>
+    </w:p>
+    <w:p>
+      <w:r>
+        <w:rPr>
+          <w:highlight w:val="yellow"/>
+        </w:rPr>
+        <w:t>31. Quelle requête sélectionne les clients dont le nom contient "</w:t>
+      </w:r>
+      <w:proofErr w:type="spellStart"/>
+      <w:r>
+        <w:rPr>
+          <w:highlight w:val="yellow"/>
+        </w:rPr>
+        <w:t>samir</w:t>
+      </w:r>
+      <w:proofErr w:type="spellEnd"/>
+      <w:r>
+        <w:rPr>
+          <w:highlight w:val="yellow"/>
+        </w:rPr>
+        <w:t>" ?</w:t>
+      </w:r>
+    </w:p>
+    <w:p>
+      <w:pPr>
+        <w:rPr>
+          <w:lang w:val="en-US"/>
+        </w:rPr>
+      </w:pPr>
+      <w:r>
+        <w:rPr>
+          <w:lang w:val="en-US"/>
+        </w:rPr>
+        <w:t>1. SELECT * FROM clients WHERE nom LIKE "%samir%</w:t>
+      </w:r>
+    </w:p>
+    <w:p>
+      <w:pPr>
+        <w:rPr>
+          <w:lang w:val="en-US"/>
+        </w:rPr>
+      </w:pPr>
+      <w:r>
+        <w:rPr>
+          <w:lang w:val="en-US"/>
+        </w:rPr>
+        <w:t>2. SELECT * FROM clients WHERE nom CONTAINS 'samir'</w:t>
+      </w:r>
+    </w:p>
+    <w:p>
+      <w:pPr>
+        <w:rPr>
+          <w:lang w:val="en-US"/>
+        </w:rPr>
+      </w:pPr>
+      <w:r>
+        <w:rPr>
+          <w:lang w:val="en-US"/>
+        </w:rPr>
+        <w:t>3. SELECT * FROM clients WHERE nom HAS 'samir'</w:t>
+      </w:r>
+    </w:p>
+    <w:p>
+      <w:r>
+        <w:t>4. Toutes les réponses sont fausses</w:t>
+      </w:r>
+    </w:p>
+    <w:p>
+      <w:pPr>
+        <w:rPr>
+          <w:rtl/>
+        </w:rPr>
+      </w:pPr>
+    </w:p>
+    <w:p>
+      <w:r>
+        <w:rPr>
+          <w:highlight w:val="yellow"/>
+        </w:rPr>
+        <w:t>32. Quelle requête met à jour le prix de tous les produits d'une catégorie ?</w:t>
+      </w:r>
+    </w:p>
+    <w:p>
+      <w:r>
+        <w:t xml:space="preserve">1. MODIFY produits SET prix = 50 WHERE </w:t>
+      </w:r>
+      <w:proofErr w:type="spellStart"/>
+      <w:r>
+        <w:t>categorie</w:t>
+      </w:r>
+      <w:proofErr w:type="spellEnd"/>
+      <w:r>
+        <w:t xml:space="preserve"> = 'électronique'</w:t>
+      </w:r>
+    </w:p>
+    <w:p>
+      <w:r>
+        <w:t xml:space="preserve">2. UPDATE produits SET prix = 50 WHERE </w:t>
+      </w:r>
+      <w:proofErr w:type="spellStart"/>
+      <w:r>
+        <w:t>categorie</w:t>
+      </w:r>
+      <w:proofErr w:type="spellEnd"/>
+      <w:r>
+        <w:t xml:space="preserve"> = 'électronique'</w:t>
+      </w:r>
+    </w:p>
+    <w:p>
+      <w:r>
+        <w:t xml:space="preserve">3. CHANGE produits SET prix = 50 WHERE </w:t>
+      </w:r>
+      <w:proofErr w:type="spellStart"/>
+      <w:r>
+        <w:t>categorie</w:t>
+      </w:r>
+      <w:proofErr w:type="spellEnd"/>
+      <w:r>
+        <w:t xml:space="preserve"> = 'électronique'</w:t>
+      </w:r>
+    </w:p>
+    <w:p>
+      <w:r>
+        <w:t>4. Toutes les réponses sont fausses</w:t>
+      </w:r>
+    </w:p>
+    <w:p>
+      <w:pPr>
+        <w:rPr>
+          <w:rtl/>
+        </w:rPr>
+      </w:pPr>
+    </w:p>
+    <w:p>
+      <w:r>
+        <w:rPr>
+          <w:highlight w:val="yellow"/>
+        </w:rPr>
+        <w:t>33. Quelle commande crée un nouvel index sur une colonne ?</w:t>
+      </w:r>
+    </w:p>
+    <w:p>
+      <w:r>
+        <w:t xml:space="preserve">1. ADD INDEX </w:t>
+      </w:r>
+      <w:proofErr w:type="spellStart"/>
+      <w:r>
+        <w:t>idx_nom</w:t>
+      </w:r>
+      <w:proofErr w:type="spellEnd"/>
+      <w:r>
+        <w:t xml:space="preserve"> ON clients(nom)</w:t>
+      </w:r>
+    </w:p>
+    <w:p>
+      <w:r>
+        <w:t xml:space="preserve">2. CREATE INDEX </w:t>
+      </w:r>
+      <w:proofErr w:type="spellStart"/>
+      <w:r>
+        <w:t>idx_nom</w:t>
+      </w:r>
+      <w:proofErr w:type="spellEnd"/>
+      <w:r>
+        <w:t xml:space="preserve"> ON clients(nom)</w:t>
+      </w:r>
+    </w:p>
+    <w:p>
+      <w:r>
+        <w:t xml:space="preserve">3. MAKE INDEX </w:t>
+      </w:r>
+      <w:proofErr w:type="spellStart"/>
+      <w:r>
+        <w:t>idx_nom</w:t>
+      </w:r>
+      <w:proofErr w:type="spellEnd"/>
+      <w:r>
+        <w:t xml:space="preserve"> ON clients(nom)</w:t>
+      </w:r>
+    </w:p>
+    <w:p>
+      <w:r>
+        <w:t>4. Toutes les réponses sont fausses</w:t>
+      </w:r>
+    </w:p>
+    <w:p>
+      <w:pPr>
+        <w:rPr>
+          <w:rtl/>
+        </w:rPr>
+      </w:pPr>
+    </w:p>
+    <w:p>
+      <w:pPr>
+        <w:rPr>
+          <w:highlight w:val="yellow"/>
+        </w:rPr>
+      </w:pPr>
+    </w:p>
+    <w:p>
+      <w:pPr>
+        <w:rPr>
+          <w:highlight w:val="yellow"/>
+        </w:rPr>
+      </w:pPr>
+      <w:r>
+        <w:rPr>
+          <w:highlight w:val="yellow"/>
+        </w:rPr>
+        <w:lastRenderedPageBreak/>
+        <w:t>34. Quel type de contrainte garantit que les valeurs d'une colonne sont uniques et non</w:t>
+      </w:r>
+    </w:p>
+    <w:p>
+      <w:pPr>
+        <w:rPr>
+          <w:lang w:val="en-US"/>
+        </w:rPr>
+      </w:pPr>
+      <w:r>
+        <w:rPr>
+          <w:highlight w:val="yellow"/>
+          <w:lang w:val="en-US"/>
+        </w:rPr>
+        <w:t>NULL?</w:t>
+      </w:r>
+    </w:p>
+    <w:p>
+      <w:pPr>
+        <w:rPr>
+          <w:lang w:val="en-US"/>
+        </w:rPr>
+      </w:pPr>
+      <w:r>
+        <w:rPr>
+          <w:lang w:val="en-US"/>
+        </w:rPr>
+        <w:t>1. FOREIGN KEY</w:t>
+      </w:r>
+    </w:p>
+    <w:p>
+      <w:pPr>
+        <w:rPr>
+          <w:lang w:val="en-US"/>
+        </w:rPr>
+      </w:pPr>
+      <w:r>
+        <w:rPr>
+          <w:lang w:val="en-US"/>
+        </w:rPr>
+        <w:t>2. CHECK</w:t>
+      </w:r>
+    </w:p>
+    <w:p>
+      <w:pPr>
+        <w:rPr>
+          <w:lang w:val="en-US"/>
+        </w:rPr>
+      </w:pPr>
+      <w:r>
+        <w:rPr>
+          <w:lang w:val="en-US"/>
+        </w:rPr>
+        <w:t>3. PRIMARY KEY</w:t>
+      </w:r>
+    </w:p>
+    <w:p>
+      <w:r>
+        <w:t>4. Toutes les réponses sont fausses</w:t>
+      </w:r>
+    </w:p>
+    <w:p>
+      <w:pPr>
+        <w:rPr>
+          <w:rtl/>
+        </w:rPr>
+      </w:pPr>
+    </w:p>
+    <w:p>
+      <w:pPr>
+        <w:rPr>
+          <w:highlight w:val="yellow"/>
+          <w:rtl/>
+        </w:rPr>
+      </w:pPr>
+    </w:p>
+    <w:p>
+      <w:pPr>
+        <w:rPr>
+          <w:highlight w:val="yellow"/>
+          <w:rtl/>
+        </w:rPr>
+      </w:pPr>
+    </w:p>
+    <w:p>
+      <w:pPr>
+        <w:rPr>
+          <w:highlight w:val="yellow"/>
+          <w:rtl/>
+        </w:rPr>
+      </w:pPr>
+    </w:p>
+    <w:p>
+      <w:r>
+        <w:rPr>
+          <w:highlight w:val="yellow"/>
+        </w:rPr>
+        <w:t>35. Quelle sous-requête est syntaxiquement correcte ?</w:t>
+      </w:r>
+    </w:p>
+    <w:p>
+      <w:r>
+        <w:t>1. SELECT nom FROM clients WHERE ville = (SELECT ville FROM villes</w:t>
+      </w:r>
+    </w:p>
+    <w:p>
+      <w:r>
+        <w:t>WHERE pays = 'Maroc')</w:t>
+      </w:r>
+    </w:p>
+    <w:p>
+      <w:r>
+        <w:t>2. SELECT nom FROM clients WHERE ville =SELECT ville FROM villes</w:t>
+      </w:r>
+    </w:p>
+    <w:p>
+      <w:r>
+        <w:t>WHERE pays = 'Maroc'</w:t>
+      </w:r>
+    </w:p>
+    <w:p>
+      <w:r>
+        <w:t>3. SELECT nom FROM clients HAVING ville = (SELECT ville FROM villes</w:t>
+      </w:r>
+    </w:p>
+    <w:p>
+      <w:r>
+        <w:t>WHERE pays = 'Maroc')</w:t>
+      </w:r>
+    </w:p>
+    <w:p>
+      <w:r>
+        <w:t>4. Toutes les réponses sont fausses</w:t>
+      </w:r>
+    </w:p>
+    <w:p>
+      <w:pPr>
+        <w:rPr>
+          <w:rtl/>
+        </w:rPr>
+      </w:pPr>
+    </w:p>
+    <w:p>
+      <w:r>
+        <w:rPr>
+          <w:highlight w:val="yellow"/>
+        </w:rPr>
+        <w:t>36. Quelle technologie côté serveur permet d'exécuter du code JavaScript sur le serveur</w:t>
+      </w:r>
+    </w:p>
+    <w:p>
+      <w:r>
+        <w:t xml:space="preserve">1. </w:t>
+      </w:r>
+      <w:proofErr w:type="spellStart"/>
+      <w:r>
+        <w:t>NodeJS</w:t>
+      </w:r>
+      <w:proofErr w:type="spellEnd"/>
+    </w:p>
+    <w:p>
+      <w:r>
+        <w:t>2. Python</w:t>
+      </w:r>
+    </w:p>
+    <w:p>
+      <w:r>
+        <w:t>3. PHP</w:t>
+      </w:r>
+    </w:p>
+    <w:p>
+      <w:r>
+        <w:t>4. Toutes les réponses sont fausses</w:t>
+      </w:r>
+    </w:p>
+    <w:p>
+      <w:pPr>
+        <w:rPr>
+          <w:rtl/>
+        </w:rPr>
+      </w:pPr>
+    </w:p>
+    <w:p>
+      <w:pPr>
+        <w:rPr>
+          <w:highlight w:val="yellow"/>
+        </w:rPr>
+      </w:pPr>
+    </w:p>
+    <w:p>
+      <w:pPr>
+        <w:rPr>
+          <w:highlight w:val="yellow"/>
+        </w:rPr>
+      </w:pPr>
+    </w:p>
+    <w:p>
+      <w:pPr>
+        <w:rPr>
+          <w:highlight w:val="yellow"/>
+        </w:rPr>
+      </w:pPr>
+    </w:p>
+    <w:p>
+      <w:r>
+        <w:rPr>
+          <w:highlight w:val="yellow"/>
+        </w:rPr>
+        <w:lastRenderedPageBreak/>
+        <w:t>37. Quelle fonction JavaScript est utilisée pour convertir une chaîne en nombre entier ?</w:t>
+      </w:r>
+    </w:p>
+    <w:p>
+      <w:r>
+        <w:t xml:space="preserve">1. </w:t>
+      </w:r>
+      <w:proofErr w:type="gramStart"/>
+      <w:r>
+        <w:t>Number(</w:t>
+      </w:r>
+      <w:proofErr w:type="gramEnd"/>
+      <w:r>
+        <w:t>)</w:t>
+      </w:r>
     </w:p>
     <w:p>
       <w:r>
         <w:t xml:space="preserve">2. </w:t>
       </w:r>
       <w:proofErr w:type="spellStart"/>
-      <w:r>
-        <w:t>int</w:t>
-      </w:r>
-      <w:proofErr w:type="spellEnd"/>
-      <w:r>
-        <w:t xml:space="preserve"> x = </w:t>
-      </w:r>
-      <w:proofErr w:type="gramStart"/>
-      <w:r>
-        <w:t>10;</w:t>
-      </w:r>
-      <w:proofErr w:type="gramEnd"/>
-    </w:p>
-    <w:p>
-      <w:r>
-        <w:t xml:space="preserve">3. x = </w:t>
-      </w:r>
-      <w:proofErr w:type="spellStart"/>
-      <w:r>
-        <w:t>int</w:t>
-      </w:r>
-      <w:proofErr w:type="spellEnd"/>
-      <w:r>
+      <w:proofErr w:type="gramStart"/>
+      <w:r>
+        <w:t>toInteger</w:t>
+      </w:r>
+      <w:proofErr w:type="spellEnd"/>
+      <w:r>
+        <w:t>(</w:t>
+      </w:r>
+      <w:proofErr w:type="gramEnd"/>
+      <w:r>
+        <w:t>)</w:t>
+      </w:r>
+    </w:p>
+    <w:p>
+      <w:r>
+        <w:t xml:space="preserve">3. </w:t>
+      </w:r>
+      <w:proofErr w:type="spellStart"/>
+      <w:proofErr w:type="gramStart"/>
+      <w:r>
+        <w:t>parseInt</w:t>
+      </w:r>
+      <w:proofErr w:type="spellEnd"/>
+      <w:r>
+        <w:t>(</w:t>
+      </w:r>
+      <w:proofErr w:type="gramEnd"/>
+      <w:r>
+        <w:t>)</w:t>
+      </w:r>
+    </w:p>
+    <w:p>
+      <w:r>
+        <w:t>4. Toutes les réponses sont fausses</w:t>
+      </w:r>
+    </w:p>
+    <w:p>
+      <w:pPr>
+        <w:rPr>
+          <w:rtl/>
+        </w:rPr>
+      </w:pPr>
+    </w:p>
+    <w:p>
+      <w:r>
+        <w:rPr>
+          <w:highlight w:val="yellow"/>
+        </w:rPr>
+        <w:t>38. Quelle méthode JavaScript permet de sélectionner un élément par son identifiant ?</w:t>
+      </w:r>
+    </w:p>
+    <w:p>
+      <w:r>
+        <w:t xml:space="preserve">1. </w:t>
+      </w:r>
+      <w:proofErr w:type="spellStart"/>
+      <w:proofErr w:type="gramStart"/>
+      <w:r>
+        <w:t>document.querySelector</w:t>
+      </w:r>
+      <w:proofErr w:type="spellEnd"/>
+      <w:proofErr w:type="gramEnd"/>
+      <w:r>
+        <w:t>()</w:t>
+      </w:r>
+    </w:p>
+    <w:p>
+      <w:r>
+        <w:t xml:space="preserve">2. </w:t>
+      </w:r>
+      <w:proofErr w:type="spellStart"/>
+      <w:proofErr w:type="gramStart"/>
+      <w:r>
+        <w:t>document.getElementById</w:t>
+      </w:r>
+      <w:proofErr w:type="spellEnd"/>
+      <w:proofErr w:type="gramEnd"/>
+      <w:r>
+        <w:t>()</w:t>
+      </w:r>
+    </w:p>
+    <w:p>
+      <w:r>
+        <w:t xml:space="preserve">3. </w:t>
+      </w:r>
+      <w:proofErr w:type="spellStart"/>
+      <w:proofErr w:type="gramStart"/>
+      <w:r>
+        <w:t>document.getElementByClass</w:t>
+      </w:r>
+      <w:proofErr w:type="spellEnd"/>
+      <w:proofErr w:type="gramEnd"/>
+      <w:r>
+        <w:t>()</w:t>
+      </w:r>
+    </w:p>
+    <w:p>
+      <w:r>
+        <w:t>4. Toutes les réponses sont fausses</w:t>
+      </w:r>
+    </w:p>
+    <w:p>
+      <w:pPr>
+        <w:rPr>
+          <w:rtl/>
+        </w:rPr>
+      </w:pPr>
+    </w:p>
+    <w:p>
+      <w:r>
+        <w:rPr>
+          <w:highlight w:val="yellow"/>
+        </w:rPr>
+        <w:t>39. Quelle méthode HTTP est utilisée pour envoyer des données à un serveur (comme un</w:t>
+      </w:r>
+      <w:r>
+        <w:rPr>
+          <w:rFonts w:hint="cs"/>
+          <w:highlight w:val="yellow"/>
+          <w:rtl/>
+        </w:rPr>
         <w:t xml:space="preserve"> </w:t>
       </w:r>
-      <w:proofErr w:type="gramStart"/>
-      <w:r>
-        <w:t>10;</w:t>
-      </w:r>
-      <w:proofErr w:type="gramEnd"/>
-    </w:p>
-    <w:p>
-      <w:r>
-        <w:t>4. Toutes les réponses sont fausses.</w:t>
-      </w:r>
-    </w:p>
-    <w:p>
-      <w:pPr>
-        <w:rPr>
-          <w:rtl/>
-        </w:rPr>
-      </w:pPr>
-    </w:p>
-    <w:p>
-      <w:pPr>
-        <w:rPr>
-          <w:highlight w:val="yellow"/>
-        </w:rPr>
-      </w:pPr>
-      <w:r>
-        <w:rPr>
-          <w:highlight w:val="yellow"/>
-        </w:rPr>
-        <w:t>28. Quel mot-clé permet de restreindre l'accès à un attribut à la classe uniquement</w:t>
-      </w:r>
-    </w:p>
-    <w:p>
-      <w:r>
-        <w:rPr>
-          <w:highlight w:val="yellow"/>
-        </w:rPr>
-        <w:t>(</w:t>
-      </w:r>
-      <w:proofErr w:type="gramStart"/>
-      <w:r>
-        <w:rPr>
-          <w:highlight w:val="yellow"/>
-        </w:rPr>
-        <w:t>ex.</w:t>
-      </w:r>
-      <w:proofErr w:type="gramEnd"/>
-      <w:r>
-        <w:rPr>
-          <w:highlight w:val="yellow"/>
-        </w:rPr>
-        <w:t xml:space="preserve"> Java, PHP</w:t>
+      <w:r>
+        <w:rPr>
+          <w:highlight w:val="yellow"/>
+        </w:rPr>
+        <w:t>formulaire</w:t>
       </w:r>
       <w:proofErr w:type="gramStart"/>
       <w:r>
@@ -1087,802 +2034,83 @@
     </w:p>
     <w:p>
       <w:r>
-        <w:t xml:space="preserve">1. </w:t>
-      </w:r>
-      <w:proofErr w:type="spellStart"/>
-      <w:r>
-        <w:t>static</w:t>
-      </w:r>
-      <w:proofErr w:type="spellEnd"/>
-    </w:p>
-    <w:p>
-      <w:r>
-        <w:t xml:space="preserve">2. </w:t>
-      </w:r>
-      <w:proofErr w:type="spellStart"/>
-      <w:r>
-        <w:t>protected</w:t>
-      </w:r>
-      <w:proofErr w:type="spellEnd"/>
-    </w:p>
-    <w:p>
-      <w:r>
-        <w:t xml:space="preserve">3. </w:t>
-      </w:r>
-      <w:proofErr w:type="spellStart"/>
-      <w:r>
-        <w:t>private</w:t>
-      </w:r>
-      <w:proofErr w:type="spellEnd"/>
-    </w:p>
-    <w:p>
-      <w:r>
-        <w:t>4. Toutes les réponses sont fausses</w:t>
-      </w:r>
-    </w:p>
-    <w:p>
-      <w:pPr>
-        <w:rPr>
-          <w:rtl/>
-        </w:rPr>
-      </w:pPr>
-    </w:p>
-    <w:p>
-      <w:r>
-        <w:rPr>
-          <w:highlight w:val="yellow"/>
-        </w:rPr>
-        <w:t>29. Quelle est la bonne syntaxe d'une condition if en C# ?</w:t>
-      </w:r>
-    </w:p>
-    <w:p>
-      <w:pPr>
-        <w:rPr>
-          <w:lang w:val="en-US"/>
-        </w:rPr>
-      </w:pPr>
-      <w:r>
-        <w:rPr>
-          <w:lang w:val="en-US"/>
-        </w:rPr>
-        <w:t>1. if x &gt; 5 then</w:t>
-      </w:r>
-    </w:p>
-    <w:p>
-      <w:pPr>
-        <w:rPr>
-          <w:lang w:val="en-US"/>
-        </w:rPr>
-      </w:pPr>
-      <w:r>
-        <w:rPr>
-          <w:lang w:val="en-US"/>
-        </w:rPr>
-        <w:t xml:space="preserve">2. if (x &gt; 5) </w:t>
-      </w:r>
-      <w:proofErr w:type="gramStart"/>
-      <w:r>
-        <w:rPr>
-          <w:lang w:val="en-US"/>
-        </w:rPr>
-        <w:t>{ }</w:t>
-      </w:r>
-      <w:proofErr w:type="gramEnd"/>
-    </w:p>
-    <w:p>
-      <w:pPr>
-        <w:rPr>
-          <w:lang w:val="en-US"/>
-        </w:rPr>
-      </w:pPr>
-      <w:r>
-        <w:rPr>
-          <w:lang w:val="en-US"/>
-        </w:rPr>
-        <w:t>3. if x &gt;5 {}</w:t>
-      </w:r>
-    </w:p>
-    <w:p>
-      <w:r>
-        <w:t>4. Toutes les réponses sont fausses.</w:t>
-      </w:r>
-    </w:p>
-    <w:p>
-      <w:pPr>
-        <w:rPr>
-          <w:rtl/>
-        </w:rPr>
-      </w:pPr>
-    </w:p>
-    <w:p>
-      <w:r>
-        <w:rPr>
-          <w:highlight w:val="yellow"/>
-        </w:rPr>
-        <w:t>30. Quel langage est principalement utilisé pour le développement iOS natif ?</w:t>
-      </w:r>
-    </w:p>
-    <w:p>
-      <w:r>
-        <w:t xml:space="preserve">1. </w:t>
-      </w:r>
-      <w:proofErr w:type="spellStart"/>
-      <w:r>
-        <w:t>Kotlin</w:t>
-      </w:r>
-      <w:proofErr w:type="spellEnd"/>
-    </w:p>
-    <w:p>
-      <w:r>
-        <w:t>2. Swift</w:t>
-      </w:r>
-    </w:p>
-    <w:p>
-      <w:r>
-        <w:t>3. Ruby</w:t>
-      </w:r>
-    </w:p>
-    <w:p>
-      <w:r>
-        <w:t>4. Toutes les réponses sont fausses</w:t>
-      </w:r>
-    </w:p>
-    <w:p>
-      <w:pPr>
-        <w:rPr>
-          <w:rtl/>
-        </w:rPr>
-      </w:pPr>
-    </w:p>
-    <w:p>
-      <w:pPr>
-        <w:rPr>
-          <w:rtl/>
-        </w:rPr>
-      </w:pPr>
-    </w:p>
-    <w:p>
-      <w:pPr>
-        <w:rPr>
-          <w:rtl/>
-        </w:rPr>
-      </w:pPr>
-    </w:p>
-    <w:p>
-      <w:pPr>
-        <w:rPr>
-          <w:rtl/>
-        </w:rPr>
-      </w:pPr>
-    </w:p>
-    <w:p>
-      <w:r>
-        <w:rPr>
-          <w:highlight w:val="yellow"/>
-        </w:rPr>
+        <w:t>1. GET</w:t>
+      </w:r>
+    </w:p>
+    <w:p>
+      <w:r>
+        <w:t>2. PUT</w:t>
+      </w:r>
+    </w:p>
+    <w:p>
+      <w:r>
+        <w:t>3. SEND</w:t>
+      </w:r>
+    </w:p>
+    <w:p>
+      <w:r>
+        <w:t>4. Toutes les réponses sont fausses</w:t>
+      </w:r>
+    </w:p>
+    <w:p/>
+    <w:p>
+      <w:r>
+        <w:rPr>
+          <w:highlight w:val="yellow"/>
+        </w:rPr>
+        <w:t>40. Quelle visibilité UML est représentée par le symbole '+</w:t>
+      </w:r>
+      <w:proofErr w:type="gramStart"/>
+      <w:r>
+        <w:rPr>
+          <w:highlight w:val="yellow"/>
+        </w:rPr>
+        <w:t>'?</w:t>
+      </w:r>
+      <w:proofErr w:type="gramEnd"/>
+    </w:p>
+    <w:p>
+      <w:r>
+        <w:t>1. Privée</w:t>
+      </w:r>
+    </w:p>
+    <w:p>
+      <w:r>
+        <w:t>2. Protégée</w:t>
+      </w:r>
+    </w:p>
+    <w:p>
+      <w:r>
+        <w:t>3. Publique</w:t>
+      </w:r>
+    </w:p>
+    <w:p>
+      <w:r>
+        <w:t>4. Toutes les réponses sont fausses</w:t>
+      </w:r>
+    </w:p>
+    <w:p/>
+    <w:p>
+      <w:r>
+        <w:rPr>
+          <w:highlight w:val="yellow"/>
+        </w:rPr>
+        <w:t>41. Quel est le rôle d'un constructeur ?</w:t>
+      </w:r>
+    </w:p>
+    <w:p>
+      <w:r>
+        <w:t>1. Initialiser un objet</w:t>
+      </w:r>
+    </w:p>
+    <w:p>
+      <w:r>
+        <w:t>2. Afficher des données</w:t>
+      </w:r>
+    </w:p>
+    <w:p>
+      <w:r>
         <w:lastRenderedPageBreak/>
-        <w:t>31. Quelle requête sélectionne les clients dont le nom contient "</w:t>
-      </w:r>
-      <w:proofErr w:type="spellStart"/>
-      <w:r>
-        <w:rPr>
-          <w:highlight w:val="yellow"/>
-        </w:rPr>
-        <w:t>samir</w:t>
-      </w:r>
-      <w:proofErr w:type="spellEnd"/>
-      <w:r>
-        <w:rPr>
-          <w:highlight w:val="yellow"/>
-        </w:rPr>
-        <w:t>" ?</w:t>
-      </w:r>
-    </w:p>
-    <w:p>
-      <w:pPr>
-        <w:rPr>
-          <w:lang w:val="en-US"/>
-        </w:rPr>
-      </w:pPr>
-      <w:r>
-        <w:rPr>
-          <w:lang w:val="en-US"/>
-        </w:rPr>
-        <w:t>1. SELECT * FROM clients WHERE nom LIKE "%samir%</w:t>
-      </w:r>
-    </w:p>
-    <w:p>
-      <w:pPr>
-        <w:rPr>
-          <w:lang w:val="en-US"/>
-        </w:rPr>
-      </w:pPr>
-      <w:r>
-        <w:rPr>
-          <w:lang w:val="en-US"/>
-        </w:rPr>
-        <w:t>2. SELECT * FROM clients WHERE nom CONTAINS 'samir'</w:t>
-      </w:r>
-    </w:p>
-    <w:p>
-      <w:pPr>
-        <w:rPr>
-          <w:lang w:val="en-US"/>
-        </w:rPr>
-      </w:pPr>
-      <w:r>
-        <w:rPr>
-          <w:lang w:val="en-US"/>
-        </w:rPr>
-        <w:t>3. SELECT * FROM clients WHERE nom HAS 'samir'</w:t>
-      </w:r>
-    </w:p>
-    <w:p>
-      <w:r>
-        <w:t>4. Toutes les réponses sont fausses</w:t>
-      </w:r>
-    </w:p>
-    <w:p>
-      <w:pPr>
-        <w:rPr>
-          <w:rtl/>
-        </w:rPr>
-      </w:pPr>
-    </w:p>
-    <w:p>
-      <w:r>
-        <w:rPr>
-          <w:highlight w:val="yellow"/>
-        </w:rPr>
-        <w:t>32. Quelle requête met à jour le prix de tous les produits d'une catégorie ?</w:t>
-      </w:r>
-    </w:p>
-    <w:p>
-      <w:r>
-        <w:t xml:space="preserve">1. MODIFY produits SET prix = 50 WHERE </w:t>
-      </w:r>
-      <w:proofErr w:type="spellStart"/>
-      <w:r>
-        <w:t>categorie</w:t>
-      </w:r>
-      <w:proofErr w:type="spellEnd"/>
-      <w:r>
-        <w:t xml:space="preserve"> = 'électronique'</w:t>
-      </w:r>
-    </w:p>
-    <w:p>
-      <w:r>
-        <w:t xml:space="preserve">2. UPDATE produits SET prix = 50 WHERE </w:t>
-      </w:r>
-      <w:proofErr w:type="spellStart"/>
-      <w:r>
-        <w:t>categorie</w:t>
-      </w:r>
-      <w:proofErr w:type="spellEnd"/>
-      <w:r>
-        <w:t xml:space="preserve"> = 'électronique'</w:t>
-      </w:r>
-    </w:p>
-    <w:p>
-      <w:r>
-        <w:t xml:space="preserve">3. CHANGE produits SET prix = 50 WHERE </w:t>
-      </w:r>
-      <w:proofErr w:type="spellStart"/>
-      <w:r>
-        <w:t>categorie</w:t>
-      </w:r>
-      <w:proofErr w:type="spellEnd"/>
-      <w:r>
-        <w:t xml:space="preserve"> = 'électronique'</w:t>
-      </w:r>
-    </w:p>
-    <w:p>
-      <w:r>
-        <w:t>4. Toutes les réponses sont fausses</w:t>
-      </w:r>
-    </w:p>
-    <w:p>
-      <w:pPr>
-        <w:rPr>
-          <w:rtl/>
-        </w:rPr>
-      </w:pPr>
-    </w:p>
-    <w:p>
-      <w:r>
-        <w:rPr>
-          <w:highlight w:val="yellow"/>
-        </w:rPr>
-        <w:t>33. Quelle commande crée un nouvel index sur une colonne ?</w:t>
-      </w:r>
-    </w:p>
-    <w:p>
-      <w:r>
-        <w:t xml:space="preserve">1. ADD INDEX </w:t>
-      </w:r>
-      <w:proofErr w:type="spellStart"/>
-      <w:r>
-        <w:t>idx_nom</w:t>
-      </w:r>
-      <w:proofErr w:type="spellEnd"/>
-      <w:r>
-        <w:t xml:space="preserve"> ON clients(nom)</w:t>
-      </w:r>
-    </w:p>
-    <w:p>
-      <w:r>
-        <w:t xml:space="preserve">2. CREATE INDEX </w:t>
-      </w:r>
-      <w:proofErr w:type="spellStart"/>
-      <w:r>
-        <w:t>idx_nom</w:t>
-      </w:r>
-      <w:proofErr w:type="spellEnd"/>
-      <w:r>
-        <w:t xml:space="preserve"> ON clients(nom)</w:t>
-      </w:r>
-    </w:p>
-    <w:p>
-      <w:r>
-        <w:t xml:space="preserve">3. MAKE INDEX </w:t>
-      </w:r>
-      <w:proofErr w:type="spellStart"/>
-      <w:r>
-        <w:t>idx_nom</w:t>
-      </w:r>
-      <w:proofErr w:type="spellEnd"/>
-      <w:r>
-        <w:t xml:space="preserve"> ON clients(nom)</w:t>
-      </w:r>
-    </w:p>
-    <w:p>
-      <w:r>
-        <w:t>4. Toutes les réponses sont fausses</w:t>
-      </w:r>
-    </w:p>
-    <w:p>
-      <w:pPr>
-        <w:rPr>
-          <w:rtl/>
-        </w:rPr>
-      </w:pPr>
-    </w:p>
-    <w:p>
-      <w:pPr>
-        <w:rPr>
-          <w:highlight w:val="yellow"/>
-        </w:rPr>
-      </w:pPr>
-      <w:r>
-        <w:rPr>
-          <w:highlight w:val="yellow"/>
-        </w:rPr>
-        <w:t>34. Quel type de contrainte garantit que les valeurs d'une colonne sont uniques et non</w:t>
-      </w:r>
-    </w:p>
-    <w:p>
-      <w:pPr>
-        <w:rPr>
-          <w:lang w:val="en-US"/>
-        </w:rPr>
-      </w:pPr>
-      <w:r>
-        <w:rPr>
-          <w:highlight w:val="yellow"/>
-          <w:lang w:val="en-US"/>
-        </w:rPr>
-        <w:t>NULL?</w:t>
-      </w:r>
-    </w:p>
-    <w:p>
-      <w:pPr>
-        <w:rPr>
-          <w:lang w:val="en-US"/>
-        </w:rPr>
-      </w:pPr>
-      <w:r>
-        <w:rPr>
-          <w:lang w:val="en-US"/>
-        </w:rPr>
-        <w:t>1. FOREIGN KEY</w:t>
-      </w:r>
-    </w:p>
-    <w:p>
-      <w:pPr>
-        <w:rPr>
-          <w:lang w:val="en-US"/>
-        </w:rPr>
-      </w:pPr>
-      <w:r>
-        <w:rPr>
-          <w:lang w:val="en-US"/>
-        </w:rPr>
-        <w:t>2. CHECK</w:t>
-      </w:r>
-    </w:p>
-    <w:p>
-      <w:pPr>
-        <w:rPr>
-          <w:lang w:val="en-US"/>
-        </w:rPr>
-      </w:pPr>
-      <w:r>
-        <w:rPr>
-          <w:lang w:val="en-US"/>
-        </w:rPr>
-        <w:t>3. PRIMARY KEY</w:t>
-      </w:r>
-    </w:p>
-    <w:p>
-      <w:r>
-        <w:t>4. Toutes les réponses sont fausses</w:t>
-      </w:r>
-    </w:p>
-    <w:p>
-      <w:pPr>
-        <w:rPr>
-          <w:rtl/>
-        </w:rPr>
-      </w:pPr>
-    </w:p>
-    <w:p>
-      <w:pPr>
-        <w:rPr>
-          <w:highlight w:val="yellow"/>
-          <w:rtl/>
-        </w:rPr>
-      </w:pPr>
-    </w:p>
-    <w:p>
-      <w:pPr>
-        <w:rPr>
-          <w:highlight w:val="yellow"/>
-          <w:rtl/>
-        </w:rPr>
-      </w:pPr>
-    </w:p>
-    <w:p>
-      <w:pPr>
-        <w:rPr>
-          <w:highlight w:val="yellow"/>
-          <w:rtl/>
-        </w:rPr>
-      </w:pPr>
-    </w:p>
-    <w:p>
-      <w:r>
-        <w:rPr>
-          <w:highlight w:val="yellow"/>
-        </w:rPr>
-        <w:lastRenderedPageBreak/>
-        <w:t>35. Quelle sous-requête est syntaxiquement correcte ?</w:t>
-      </w:r>
-    </w:p>
-    <w:p>
-      <w:r>
-        <w:t>1. SELECT nom FROM clients WHERE ville = (SELECT ville FROM villes</w:t>
-      </w:r>
-    </w:p>
-    <w:p>
-      <w:r>
-        <w:t>WHERE pays = 'Maroc')</w:t>
-      </w:r>
-    </w:p>
-    <w:p>
-      <w:r>
-        <w:t>2. SELECT nom FROM clients WHERE ville =SELECT ville FROM villes</w:t>
-      </w:r>
-    </w:p>
-    <w:p>
-      <w:r>
-        <w:t>WHERE pays = 'Maroc'</w:t>
-      </w:r>
-    </w:p>
-    <w:p>
-      <w:r>
-        <w:t>3. SELECT nom FROM clients HAVING ville = (SELECT ville FROM villes</w:t>
-      </w:r>
-    </w:p>
-    <w:p>
-      <w:r>
-        <w:t>WHERE pays = 'Maroc')</w:t>
-      </w:r>
-    </w:p>
-    <w:p>
-      <w:r>
-        <w:t>4. Toutes les réponses sont fausses</w:t>
-      </w:r>
-    </w:p>
-    <w:p>
-      <w:pPr>
-        <w:rPr>
-          <w:rtl/>
-        </w:rPr>
-      </w:pPr>
-    </w:p>
-    <w:p>
-      <w:r>
-        <w:rPr>
-          <w:highlight w:val="yellow"/>
-        </w:rPr>
-        <w:t>36. Quelle technologie côté serveur permet d'exécuter du code JavaScript sur le serveur</w:t>
-      </w:r>
-    </w:p>
-    <w:p>
-      <w:r>
-        <w:t xml:space="preserve">1. </w:t>
-      </w:r>
-      <w:proofErr w:type="spellStart"/>
-      <w:r>
-        <w:t>NodeJS</w:t>
-      </w:r>
-      <w:proofErr w:type="spellEnd"/>
-    </w:p>
-    <w:p>
-      <w:r>
-        <w:t>2. Python</w:t>
-      </w:r>
-    </w:p>
-    <w:p>
-      <w:r>
-        <w:t>3. PHP</w:t>
-      </w:r>
-    </w:p>
-    <w:p>
-      <w:r>
-        <w:t>4. Toutes les réponses sont fausses</w:t>
-      </w:r>
-    </w:p>
-    <w:p>
-      <w:pPr>
-        <w:rPr>
-          <w:rtl/>
-        </w:rPr>
-      </w:pPr>
-    </w:p>
-    <w:p>
-      <w:r>
-        <w:rPr>
-          <w:highlight w:val="yellow"/>
-        </w:rPr>
-        <w:t>37. Quelle fonction JavaScript est utilisée pour convertir une chaîne en nombre entier ?</w:t>
-      </w:r>
-    </w:p>
-    <w:p>
-      <w:r>
-        <w:t xml:space="preserve">1. </w:t>
-      </w:r>
-      <w:proofErr w:type="gramStart"/>
-      <w:r>
-        <w:t>Number(</w:t>
-      </w:r>
-      <w:proofErr w:type="gramEnd"/>
-      <w:r>
-        <w:t>)</w:t>
-      </w:r>
-    </w:p>
-    <w:p>
-      <w:r>
-        <w:t xml:space="preserve">2. </w:t>
-      </w:r>
-      <w:proofErr w:type="spellStart"/>
-      <w:proofErr w:type="gramStart"/>
-      <w:r>
-        <w:t>toInteger</w:t>
-      </w:r>
-      <w:proofErr w:type="spellEnd"/>
-      <w:r>
-        <w:t>(</w:t>
-      </w:r>
-      <w:proofErr w:type="gramEnd"/>
-      <w:r>
-        <w:t>)</w:t>
-      </w:r>
-    </w:p>
-    <w:p>
-      <w:r>
-        <w:t xml:space="preserve">3. </w:t>
-      </w:r>
-      <w:proofErr w:type="spellStart"/>
-      <w:proofErr w:type="gramStart"/>
-      <w:r>
-        <w:t>parseInt</w:t>
-      </w:r>
-      <w:proofErr w:type="spellEnd"/>
-      <w:r>
-        <w:t>(</w:t>
-      </w:r>
-      <w:proofErr w:type="gramEnd"/>
-      <w:r>
-        <w:t>)</w:t>
-      </w:r>
-    </w:p>
-    <w:p>
-      <w:r>
-        <w:t>4. Toutes les réponses sont fausses</w:t>
-      </w:r>
-    </w:p>
-    <w:p>
-      <w:pPr>
-        <w:rPr>
-          <w:rtl/>
-        </w:rPr>
-      </w:pPr>
-    </w:p>
-    <w:p>
-      <w:r>
-        <w:rPr>
-          <w:highlight w:val="yellow"/>
-        </w:rPr>
-        <w:t>38. Quelle méthode JavaScript permet de sélectionner un élément par son identifiant ?</w:t>
-      </w:r>
-    </w:p>
-    <w:p>
-      <w:r>
-        <w:t xml:space="preserve">1. </w:t>
-      </w:r>
-      <w:proofErr w:type="spellStart"/>
-      <w:proofErr w:type="gramStart"/>
-      <w:r>
-        <w:t>document.querySelector</w:t>
-      </w:r>
-      <w:proofErr w:type="spellEnd"/>
-      <w:proofErr w:type="gramEnd"/>
-      <w:r>
-        <w:t>()</w:t>
-      </w:r>
-    </w:p>
-    <w:p>
-      <w:r>
-        <w:t xml:space="preserve">2. </w:t>
-      </w:r>
-      <w:proofErr w:type="spellStart"/>
-      <w:proofErr w:type="gramStart"/>
-      <w:r>
-        <w:t>document.getElementById</w:t>
-      </w:r>
-      <w:proofErr w:type="spellEnd"/>
-      <w:proofErr w:type="gramEnd"/>
-      <w:r>
-        <w:t>()</w:t>
-      </w:r>
-    </w:p>
-    <w:p>
-      <w:r>
-        <w:t xml:space="preserve">3. </w:t>
-      </w:r>
-      <w:proofErr w:type="spellStart"/>
-      <w:proofErr w:type="gramStart"/>
-      <w:r>
-        <w:t>document.getElementByClass</w:t>
-      </w:r>
-      <w:proofErr w:type="spellEnd"/>
-      <w:proofErr w:type="gramEnd"/>
-      <w:r>
-        <w:t>()</w:t>
-      </w:r>
-    </w:p>
-    <w:p>
-      <w:r>
-        <w:t>4. Toutes les réponses sont fausses</w:t>
-      </w:r>
-    </w:p>
-    <w:p>
-      <w:pPr>
-        <w:rPr>
-          <w:rtl/>
-        </w:rPr>
-      </w:pPr>
-    </w:p>
-    <w:p>
-      <w:r>
-        <w:rPr>
-          <w:highlight w:val="yellow"/>
-        </w:rPr>
-        <w:lastRenderedPageBreak/>
-        <w:t>39. Quelle méthode HTTP est utilisée pour envoyer des données à un serveur (comme un</w:t>
-      </w:r>
-      <w:r>
-        <w:rPr>
-          <w:rFonts w:hint="cs"/>
-          <w:highlight w:val="yellow"/>
-          <w:rtl/>
-        </w:rPr>
-        <w:t xml:space="preserve"> </w:t>
-      </w:r>
-      <w:r>
-        <w:rPr>
-          <w:highlight w:val="yellow"/>
-        </w:rPr>
-        <w:t>formulaire</w:t>
-      </w:r>
-      <w:proofErr w:type="gramStart"/>
-      <w:r>
-        <w:rPr>
-          <w:highlight w:val="yellow"/>
-        </w:rPr>
-        <w:t>)?</w:t>
-      </w:r>
-      <w:proofErr w:type="gramEnd"/>
-    </w:p>
-    <w:p>
-      <w:r>
-        <w:t>1. GET</w:t>
-      </w:r>
-    </w:p>
-    <w:p>
-      <w:r>
-        <w:t>2. PUT</w:t>
-      </w:r>
-    </w:p>
-    <w:p>
-      <w:r>
-        <w:t>3. SEND</w:t>
-      </w:r>
-    </w:p>
-    <w:p>
-      <w:r>
-        <w:t>4. Toutes les réponses sont fausses</w:t>
-      </w:r>
-    </w:p>
-    <w:p/>
-    <w:p>
-      <w:r>
-        <w:rPr>
-          <w:highlight w:val="yellow"/>
-        </w:rPr>
-        <w:t>40. Quelle visibilité UML est représentée par le symbole '+</w:t>
-      </w:r>
-      <w:proofErr w:type="gramStart"/>
-      <w:r>
-        <w:rPr>
-          <w:highlight w:val="yellow"/>
-        </w:rPr>
-        <w:t>'?</w:t>
-      </w:r>
-      <w:proofErr w:type="gramEnd"/>
-    </w:p>
-    <w:p>
-      <w:r>
-        <w:t>1. Privée</w:t>
-      </w:r>
-    </w:p>
-    <w:p>
-      <w:r>
-        <w:t>2. Protégée</w:t>
-      </w:r>
-    </w:p>
-    <w:p>
-      <w:r>
-        <w:t>3. Publique</w:t>
-      </w:r>
-    </w:p>
-    <w:p>
-      <w:r>
-        <w:t>4. Toutes les réponses sont fausses</w:t>
-      </w:r>
-    </w:p>
-    <w:p/>
-    <w:p>
-      <w:r>
-        <w:rPr>
-          <w:highlight w:val="yellow"/>
-        </w:rPr>
-        <w:t>41. Quel est le rôle d'un constructeur ?</w:t>
-      </w:r>
-    </w:p>
-    <w:p>
-      <w:r>
-        <w:t>1. Initialiser un objet</w:t>
-      </w:r>
-    </w:p>
-    <w:p>
-      <w:r>
-        <w:t>2. Afficher des données</w:t>
-      </w:r>
-    </w:p>
-    <w:p>
-      <w:r>
         <w:t>3. Compiler la classe</w:t>
       </w:r>
     </w:p>
@@ -1953,143 +2181,143 @@
         <w:rPr>
           <w:highlight w:val="red"/>
         </w:rPr>
+        <w:t>43. Quel fichier de configuration principal contient les paramètres d'un site Apache ?</w:t>
+      </w:r>
+    </w:p>
+    <w:p>
+      <w:pPr>
+        <w:rPr>
+          <w:lang w:val="en-US"/>
+        </w:rPr>
+      </w:pPr>
+      <w:r>
+        <w:rPr>
+          <w:lang w:val="en-US"/>
+        </w:rPr>
+        <w:t>1.apache.cfg</w:t>
+      </w:r>
+    </w:p>
+    <w:p>
+      <w:pPr>
+        <w:rPr>
+          <w:lang w:val="en-US"/>
+        </w:rPr>
+      </w:pPr>
+      <w:r>
+        <w:rPr>
+          <w:lang w:val="en-US"/>
+        </w:rPr>
+        <w:t>2. httpd.conf</w:t>
+      </w:r>
+    </w:p>
+    <w:p>
+      <w:pPr>
+        <w:rPr>
+          <w:lang w:val="en-US"/>
+        </w:rPr>
+      </w:pPr>
+      <w:r>
+        <w:rPr>
+          <w:lang w:val="en-US"/>
+        </w:rPr>
+        <w:t>3. server.config</w:t>
+      </w:r>
+    </w:p>
+    <w:p>
+      <w:r>
+        <w:t>4. Toutes les réponses sont fausses</w:t>
+      </w:r>
+    </w:p>
+    <w:p>
+      <w:pPr>
+        <w:rPr>
+          <w:rtl/>
+        </w:rPr>
+      </w:pPr>
+    </w:p>
+    <w:p>
+      <w:r>
+        <w:rPr>
+          <w:highlight w:val="red"/>
+        </w:rPr>
+        <w:t xml:space="preserve">44. Qu'est-ce que le </w:t>
+      </w:r>
+      <w:proofErr w:type="spellStart"/>
+      <w:r>
+        <w:rPr>
+          <w:highlight w:val="red"/>
+        </w:rPr>
+        <w:t>caching</w:t>
+      </w:r>
+      <w:proofErr w:type="spellEnd"/>
+      <w:r>
+        <w:rPr>
+          <w:highlight w:val="red"/>
+        </w:rPr>
+        <w:t xml:space="preserve"> côté serveur peut améliorer ?</w:t>
+      </w:r>
+    </w:p>
+    <w:p>
+      <w:r>
+        <w:t>1. La sécurité du site</w:t>
+      </w:r>
+    </w:p>
+    <w:p>
+      <w:r>
+        <w:t>2. Les performances en réduisant les requêtes répétées</w:t>
+      </w:r>
+    </w:p>
+    <w:p>
+      <w:r>
+        <w:t>3. Le design du site</w:t>
+      </w:r>
+    </w:p>
+    <w:p>
+      <w:r>
+        <w:t>4. Toutes les réponses sont fausses</w:t>
+      </w:r>
+    </w:p>
+    <w:p>
+      <w:pPr>
+        <w:rPr>
+          <w:rtl/>
+        </w:rPr>
+      </w:pPr>
+    </w:p>
+    <w:p>
+      <w:r>
+        <w:rPr>
+          <w:highlight w:val="red"/>
+        </w:rPr>
+        <w:t>45. Quelle structure de données suit le principe LIFO (Last In, First Out</w:t>
+      </w:r>
+      <w:proofErr w:type="gramStart"/>
+      <w:r>
+        <w:rPr>
+          <w:highlight w:val="red"/>
+        </w:rPr>
+        <w:t>)?</w:t>
+      </w:r>
+      <w:proofErr w:type="gramEnd"/>
+    </w:p>
+    <w:p>
+      <w:r>
+        <w:t>1. File (Queue)</w:t>
+      </w:r>
+    </w:p>
+    <w:p>
+      <w:r>
+        <w:t>2. Pile (Stack)</w:t>
+      </w:r>
+    </w:p>
+    <w:p>
+      <w:r>
+        <w:t>3. Liste chaînée</w:t>
+      </w:r>
+    </w:p>
+    <w:p>
+      <w:r>
         <w:lastRenderedPageBreak/>
-        <w:t>43. Quel fichier de configuration principal contient les paramètres d'un site Apache ?</w:t>
-      </w:r>
-    </w:p>
-    <w:p>
-      <w:pPr>
-        <w:rPr>
-          <w:lang w:val="en-US"/>
-        </w:rPr>
-      </w:pPr>
-      <w:r>
-        <w:rPr>
-          <w:lang w:val="en-US"/>
-        </w:rPr>
-        <w:t>1.apache.cfg</w:t>
-      </w:r>
-    </w:p>
-    <w:p>
-      <w:pPr>
-        <w:rPr>
-          <w:lang w:val="en-US"/>
-        </w:rPr>
-      </w:pPr>
-      <w:r>
-        <w:rPr>
-          <w:lang w:val="en-US"/>
-        </w:rPr>
-        <w:t>2. httpd.conf</w:t>
-      </w:r>
-    </w:p>
-    <w:p>
-      <w:pPr>
-        <w:rPr>
-          <w:lang w:val="en-US"/>
-        </w:rPr>
-      </w:pPr>
-      <w:r>
-        <w:rPr>
-          <w:lang w:val="en-US"/>
-        </w:rPr>
-        <w:t>3. server.config</w:t>
-      </w:r>
-    </w:p>
-    <w:p>
-      <w:r>
-        <w:t>4. Toutes les réponses sont fausses</w:t>
-      </w:r>
-    </w:p>
-    <w:p>
-      <w:pPr>
-        <w:rPr>
-          <w:rtl/>
-        </w:rPr>
-      </w:pPr>
-    </w:p>
-    <w:p>
-      <w:r>
-        <w:rPr>
-          <w:highlight w:val="red"/>
-        </w:rPr>
-        <w:t xml:space="preserve">44. Qu'est-ce que le </w:t>
-      </w:r>
-      <w:proofErr w:type="spellStart"/>
-      <w:r>
-        <w:rPr>
-          <w:highlight w:val="red"/>
-        </w:rPr>
-        <w:t>caching</w:t>
-      </w:r>
-      <w:proofErr w:type="spellEnd"/>
-      <w:r>
-        <w:rPr>
-          <w:highlight w:val="red"/>
-        </w:rPr>
-        <w:t xml:space="preserve"> côté serveur peut améliorer ?</w:t>
-      </w:r>
-    </w:p>
-    <w:p>
-      <w:r>
-        <w:t>1. La sécurité du site</w:t>
-      </w:r>
-    </w:p>
-    <w:p>
-      <w:r>
-        <w:t>2. Les performances en réduisant les requêtes répétées</w:t>
-      </w:r>
-    </w:p>
-    <w:p>
-      <w:r>
-        <w:t>3. Le design du site</w:t>
-      </w:r>
-    </w:p>
-    <w:p>
-      <w:r>
-        <w:t>4. Toutes les réponses sont fausses</w:t>
-      </w:r>
-    </w:p>
-    <w:p>
-      <w:pPr>
-        <w:rPr>
-          <w:rtl/>
-        </w:rPr>
-      </w:pPr>
-    </w:p>
-    <w:p>
-      <w:r>
-        <w:rPr>
-          <w:highlight w:val="red"/>
-        </w:rPr>
-        <w:t>45. Quelle structure de données suit le principe LIFO (Last In, First Out</w:t>
-      </w:r>
-      <w:proofErr w:type="gramStart"/>
-      <w:r>
-        <w:rPr>
-          <w:highlight w:val="red"/>
-        </w:rPr>
-        <w:t>)?</w:t>
-      </w:r>
-      <w:proofErr w:type="gramEnd"/>
-    </w:p>
-    <w:p>
-      <w:r>
-        <w:t>1. File (Queue)</w:t>
-      </w:r>
-    </w:p>
-    <w:p>
-      <w:r>
-        <w:t>2. Pile (Stack)</w:t>
-      </w:r>
-    </w:p>
-    <w:p>
-      <w:r>
-        <w:t>3. Liste chaînée</w:t>
-      </w:r>
-    </w:p>
-    <w:p>
-      <w:r>
         <w:t>4. Toutes les réponses sont fausses</w:t>
       </w:r>
     </w:p>
@@ -2135,126 +2363,126 @@
     <w:p/>
     <w:p>
       <w:r>
+        <w:t xml:space="preserve">47. Quelle méthode est le point d'entrée d'un programme </w:t>
+      </w:r>
+      <w:proofErr w:type="gramStart"/>
+      <w:r>
+        <w:t>Java?</w:t>
+      </w:r>
+      <w:proofErr w:type="gramEnd"/>
+    </w:p>
+    <w:p>
+      <w:r>
+        <w:t xml:space="preserve">1. </w:t>
+      </w:r>
+      <w:proofErr w:type="gramStart"/>
+      <w:r>
+        <w:t>start(</w:t>
+      </w:r>
+      <w:proofErr w:type="gramEnd"/>
+      <w:r>
+        <w:t>)</w:t>
+      </w:r>
+    </w:p>
+    <w:p>
+      <w:r>
+        <w:t xml:space="preserve">2. </w:t>
+      </w:r>
+      <w:proofErr w:type="gramStart"/>
+      <w:r>
+        <w:t>init(</w:t>
+      </w:r>
+      <w:proofErr w:type="gramEnd"/>
+      <w:r>
+        <w:t>)</w:t>
+      </w:r>
+    </w:p>
+    <w:p>
+      <w:r>
+        <w:t xml:space="preserve">3. </w:t>
+      </w:r>
+      <w:proofErr w:type="gramStart"/>
+      <w:r>
+        <w:t>main(</w:t>
+      </w:r>
+      <w:proofErr w:type="gramEnd"/>
+      <w:r>
+        <w:t>)</w:t>
+      </w:r>
+    </w:p>
+    <w:p>
+      <w:r>
+        <w:t>4. Toutes les réponses sont fausses</w:t>
+      </w:r>
+    </w:p>
+    <w:p/>
+    <w:p>
+      <w:r>
+        <w:t>48. Quel type de variable est partagé entre toutes les instances d'une classe ?</w:t>
+      </w:r>
+    </w:p>
+    <w:p>
+      <w:r>
+        <w:t>1. Instance variable</w:t>
+      </w:r>
+    </w:p>
+    <w:p>
+      <w:r>
+        <w:t>2. Local variable</w:t>
+      </w:r>
+    </w:p>
+    <w:p>
+      <w:r>
+        <w:t xml:space="preserve">3. </w:t>
+      </w:r>
+      <w:proofErr w:type="spellStart"/>
+      <w:r>
+        <w:t>Static</w:t>
+      </w:r>
+      <w:proofErr w:type="spellEnd"/>
+      <w:r>
+        <w:t xml:space="preserve"> variable</w:t>
+      </w:r>
+    </w:p>
+    <w:p>
+      <w:r>
+        <w:t>4. Toutes les réponses sont fausses</w:t>
+      </w:r>
+    </w:p>
+    <w:p/>
+    <w:p>
+      <w:r>
+        <w:t xml:space="preserve">49. Quelle interface doit implémenter une classe pour être utilisable dans une boucle </w:t>
+      </w:r>
+      <w:proofErr w:type="spellStart"/>
+      <w:proofErr w:type="gramStart"/>
+      <w:r>
+        <w:t>foreach</w:t>
+      </w:r>
+      <w:proofErr w:type="spellEnd"/>
+      <w:r>
+        <w:t>?</w:t>
+      </w:r>
+      <w:proofErr w:type="gramEnd"/>
+    </w:p>
+    <w:p>
+      <w:r>
+        <w:t>1. Comparable</w:t>
+      </w:r>
+    </w:p>
+    <w:p>
+      <w:r>
+        <w:t xml:space="preserve">2. </w:t>
+      </w:r>
+      <w:proofErr w:type="spellStart"/>
+      <w:r>
+        <w:t>Iterator</w:t>
+      </w:r>
+      <w:proofErr w:type="spellEnd"/>
+    </w:p>
+    <w:p>
+      <w:r>
         <w:lastRenderedPageBreak/>
-        <w:t xml:space="preserve">47. Quelle méthode est le point d'entrée d'un programme </w:t>
-      </w:r>
-      <w:proofErr w:type="gramStart"/>
-      <w:r>
-        <w:t>Java?</w:t>
-      </w:r>
-      <w:proofErr w:type="gramEnd"/>
-    </w:p>
-    <w:p>
-      <w:r>
-        <w:t xml:space="preserve">1. </w:t>
-      </w:r>
-      <w:proofErr w:type="gramStart"/>
-      <w:r>
-        <w:t>start(</w:t>
-      </w:r>
-      <w:proofErr w:type="gramEnd"/>
-      <w:r>
-        <w:t>)</w:t>
-      </w:r>
-    </w:p>
-    <w:p>
-      <w:r>
-        <w:t xml:space="preserve">2. </w:t>
-      </w:r>
-      <w:proofErr w:type="gramStart"/>
-      <w:r>
-        <w:t>init(</w:t>
-      </w:r>
-      <w:proofErr w:type="gramEnd"/>
-      <w:r>
-        <w:t>)</w:t>
-      </w:r>
-    </w:p>
-    <w:p>
-      <w:r>
-        <w:t xml:space="preserve">3. </w:t>
-      </w:r>
-      <w:proofErr w:type="gramStart"/>
-      <w:r>
-        <w:t>main(</w:t>
-      </w:r>
-      <w:proofErr w:type="gramEnd"/>
-      <w:r>
-        <w:t>)</w:t>
-      </w:r>
-    </w:p>
-    <w:p>
-      <w:r>
-        <w:t>4. Toutes les réponses sont fausses</w:t>
-      </w:r>
-    </w:p>
-    <w:p/>
-    <w:p>
-      <w:r>
-        <w:t>48. Quel type de variable est partagé entre toutes les instances d'une classe ?</w:t>
-      </w:r>
-    </w:p>
-    <w:p>
-      <w:r>
-        <w:t>1. Instance variable</w:t>
-      </w:r>
-    </w:p>
-    <w:p>
-      <w:r>
-        <w:t>2. Local variable</w:t>
-      </w:r>
-    </w:p>
-    <w:p>
-      <w:r>
-        <w:t xml:space="preserve">3. </w:t>
-      </w:r>
-      <w:proofErr w:type="spellStart"/>
-      <w:r>
-        <w:t>Static</w:t>
-      </w:r>
-      <w:proofErr w:type="spellEnd"/>
-      <w:r>
-        <w:t xml:space="preserve"> variable</w:t>
-      </w:r>
-    </w:p>
-    <w:p>
-      <w:r>
-        <w:t>4. Toutes les réponses sont fausses</w:t>
-      </w:r>
-    </w:p>
-    <w:p/>
-    <w:p>
-      <w:r>
-        <w:t xml:space="preserve">49. Quelle interface doit implémenter une classe pour être utilisable dans une boucle </w:t>
-      </w:r>
-      <w:proofErr w:type="spellStart"/>
-      <w:proofErr w:type="gramStart"/>
-      <w:r>
-        <w:t>foreach</w:t>
-      </w:r>
-      <w:proofErr w:type="spellEnd"/>
-      <w:r>
-        <w:t>?</w:t>
-      </w:r>
-      <w:proofErr w:type="gramEnd"/>
-    </w:p>
-    <w:p>
-      <w:r>
-        <w:t>1. Comparable</w:t>
-      </w:r>
-    </w:p>
-    <w:p>
-      <w:r>
-        <w:t xml:space="preserve">2. </w:t>
-      </w:r>
-      <w:proofErr w:type="spellStart"/>
-      <w:r>
-        <w:t>Iterator</w:t>
-      </w:r>
-      <w:proofErr w:type="spellEnd"/>
-    </w:p>
-    <w:p>
-      <w:r>
         <w:t xml:space="preserve">3. </w:t>
       </w:r>
       <w:proofErr w:type="spellStart"/>
@@ -2337,117 +2565,117 @@
     <w:p/>
     <w:p>
       <w:r>
+        <w:t xml:space="preserve">51. Quelle interface permet d'implémenter le repository pattern avec </w:t>
+      </w:r>
+      <w:proofErr w:type="spellStart"/>
+      <w:r>
+        <w:t>Entity</w:t>
+      </w:r>
+      <w:proofErr w:type="spellEnd"/>
+      <w:r>
+        <w:t xml:space="preserve"> Framework</w:t>
+      </w:r>
+    </w:p>
+    <w:p>
+      <w:r>
+        <w:t xml:space="preserve">1. </w:t>
+      </w:r>
+      <w:proofErr w:type="spellStart"/>
+      <w:r>
+        <w:t>IRepository</w:t>
+      </w:r>
+      <w:proofErr w:type="spellEnd"/>
+    </w:p>
+    <w:p>
+      <w:r>
+        <w:t xml:space="preserve">2. </w:t>
+      </w:r>
+      <w:proofErr w:type="spellStart"/>
+      <w:r>
+        <w:t>IDbSet</w:t>
+      </w:r>
+      <w:proofErr w:type="spellEnd"/>
+    </w:p>
+    <w:p>
+      <w:r>
+        <w:t xml:space="preserve">3. </w:t>
+      </w:r>
+      <w:proofErr w:type="spellStart"/>
+      <w:r>
+        <w:t>IQueryable</w:t>
+      </w:r>
+      <w:proofErr w:type="spellEnd"/>
+    </w:p>
+    <w:p>
+      <w:r>
+        <w:t>4. Toutes les réponses sont fausses</w:t>
+      </w:r>
+    </w:p>
+    <w:p/>
+    <w:p>
+      <w:r>
+        <w:t xml:space="preserve">52. Quel outil permet de déboguer le code dans un </w:t>
+      </w:r>
+      <w:proofErr w:type="gramStart"/>
+      <w:r>
+        <w:t>IDE?</w:t>
+      </w:r>
+      <w:proofErr w:type="gramEnd"/>
+    </w:p>
+    <w:p>
+      <w:r>
+        <w:t>1. Compilateur</w:t>
+      </w:r>
+    </w:p>
+    <w:p>
+      <w:r>
+        <w:t>2. Débogueur</w:t>
+      </w:r>
+    </w:p>
+    <w:p>
+      <w:r>
+        <w:t>3. Profiler</w:t>
+      </w:r>
+    </w:p>
+    <w:p>
+      <w:r>
+        <w:t>4. Toutes les réponses sont fausses</w:t>
+      </w:r>
+    </w:p>
+    <w:p/>
+    <w:p>
+      <w:r>
+        <w:t>53. Quel est le résultat de ce code JavaScript ?</w:t>
+      </w:r>
+    </w:p>
+    <w:p>
+      <w:proofErr w:type="gramStart"/>
+      <w:r>
+        <w:t>console.log(</w:t>
+      </w:r>
+      <w:proofErr w:type="gramEnd"/>
+      <w:r>
+        <w:t>1+ "2" + 3</w:t>
+      </w:r>
+      <w:proofErr w:type="gramStart"/>
+      <w:r>
+        <w:t>);</w:t>
+      </w:r>
+      <w:proofErr w:type="gramEnd"/>
+    </w:p>
+    <w:p>
+      <w:r>
+        <w:t>1. "123"</w:t>
+      </w:r>
+    </w:p>
+    <w:p>
+      <w:r>
+        <w:t>2. 6</w:t>
+      </w:r>
+    </w:p>
+    <w:p>
+      <w:r>
         <w:lastRenderedPageBreak/>
-        <w:t xml:space="preserve">51. Quelle interface permet d'implémenter le repository pattern avec </w:t>
-      </w:r>
-      <w:proofErr w:type="spellStart"/>
-      <w:r>
-        <w:t>Entity</w:t>
-      </w:r>
-      <w:proofErr w:type="spellEnd"/>
-      <w:r>
-        <w:t xml:space="preserve"> Framework</w:t>
-      </w:r>
-    </w:p>
-    <w:p>
-      <w:r>
-        <w:t xml:space="preserve">1. </w:t>
-      </w:r>
-      <w:proofErr w:type="spellStart"/>
-      <w:r>
-        <w:t>IRepository</w:t>
-      </w:r>
-      <w:proofErr w:type="spellEnd"/>
-    </w:p>
-    <w:p>
-      <w:r>
-        <w:t xml:space="preserve">2. </w:t>
-      </w:r>
-      <w:proofErr w:type="spellStart"/>
-      <w:r>
-        <w:t>IDbSet</w:t>
-      </w:r>
-      <w:proofErr w:type="spellEnd"/>
-    </w:p>
-    <w:p>
-      <w:r>
-        <w:t xml:space="preserve">3. </w:t>
-      </w:r>
-      <w:proofErr w:type="spellStart"/>
-      <w:r>
-        <w:t>IQueryable</w:t>
-      </w:r>
-      <w:proofErr w:type="spellEnd"/>
-    </w:p>
-    <w:p>
-      <w:r>
-        <w:t>4. Toutes les réponses sont fausses</w:t>
-      </w:r>
-    </w:p>
-    <w:p/>
-    <w:p>
-      <w:r>
-        <w:t xml:space="preserve">52. Quel outil permet de déboguer le code dans un </w:t>
-      </w:r>
-      <w:proofErr w:type="gramStart"/>
-      <w:r>
-        <w:t>IDE?</w:t>
-      </w:r>
-      <w:proofErr w:type="gramEnd"/>
-    </w:p>
-    <w:p>
-      <w:r>
-        <w:t>1. Compilateur</w:t>
-      </w:r>
-    </w:p>
-    <w:p>
-      <w:r>
-        <w:t>2. Débogueur</w:t>
-      </w:r>
-    </w:p>
-    <w:p>
-      <w:r>
-        <w:t>3. Profiler</w:t>
-      </w:r>
-    </w:p>
-    <w:p>
-      <w:r>
-        <w:t>4. Toutes les réponses sont fausses</w:t>
-      </w:r>
-    </w:p>
-    <w:p/>
-    <w:p>
-      <w:r>
-        <w:t>53. Quel est le résultat de ce code JavaScript ?</w:t>
-      </w:r>
-    </w:p>
-    <w:p>
-      <w:proofErr w:type="gramStart"/>
-      <w:r>
-        <w:t>console.log(</w:t>
-      </w:r>
-      <w:proofErr w:type="gramEnd"/>
-      <w:r>
-        <w:t>1+ "2" + 3</w:t>
-      </w:r>
-      <w:proofErr w:type="gramStart"/>
-      <w:r>
-        <w:t>);</w:t>
-      </w:r>
-      <w:proofErr w:type="gramEnd"/>
-    </w:p>
-    <w:p>
-      <w:r>
-        <w:t>1. "123"</w:t>
-      </w:r>
-    </w:p>
-    <w:p>
-      <w:r>
-        <w:t>2. 6</w:t>
-      </w:r>
-    </w:p>
-    <w:p>
-      <w:r>
         <w:t>3. "15"</w:t>
       </w:r>
     </w:p>
@@ -2542,91 +2770,178 @@
     <w:p/>
     <w:p>
       <w:r>
+        <w:t>55. Quel est le résultat de ce code C ?</w:t>
+      </w:r>
+    </w:p>
+    <w:p>
+      <w:pPr>
+        <w:rPr>
+          <w:lang w:val="en-US"/>
+        </w:rPr>
+      </w:pPr>
+      <w:r>
+        <w:rPr>
+          <w:lang w:val="en-US"/>
+        </w:rPr>
+        <w:t>int i = 0; while(i&lt;</w:t>
+      </w:r>
+      <w:proofErr w:type="gramStart"/>
+      <w:r>
+        <w:rPr>
+          <w:lang w:val="en-US"/>
+        </w:rPr>
+        <w:t>5) {</w:t>
+      </w:r>
+      <w:proofErr w:type="gramEnd"/>
+    </w:p>
+    <w:p>
+      <w:pPr>
+        <w:rPr>
+          <w:lang w:val="en-US"/>
+        </w:rPr>
+      </w:pPr>
+      <w:proofErr w:type="gramStart"/>
+      <w:r>
+        <w:rPr>
+          <w:lang w:val="en-US"/>
+        </w:rPr>
+        <w:t>if(</w:t>
+      </w:r>
+      <w:proofErr w:type="gramEnd"/>
+      <w:r>
+        <w:rPr>
+          <w:lang w:val="en-US"/>
+        </w:rPr>
+        <w:t>i== 3) break;</w:t>
+      </w:r>
+    </w:p>
+    <w:p>
+      <w:proofErr w:type="gramStart"/>
+      <w:r>
+        <w:t>printf(</w:t>
+      </w:r>
+      <w:proofErr w:type="gramEnd"/>
+      <w:r>
+        <w:t>"%d", i</w:t>
+      </w:r>
+      <w:proofErr w:type="gramStart"/>
+      <w:r>
+        <w:t>);</w:t>
+      </w:r>
+      <w:proofErr w:type="gramEnd"/>
+      <w:r>
+        <w:t xml:space="preserve"> i+</w:t>
+      </w:r>
+      <w:proofErr w:type="gramStart"/>
+      <w:r>
+        <w:t>+;</w:t>
+      </w:r>
+      <w:proofErr w:type="gramEnd"/>
+      <w:r>
+        <w:t xml:space="preserve"> }</w:t>
+      </w:r>
+    </w:p>
+    <w:p>
+      <w:r>
+        <w:t>1. 012</w:t>
+      </w:r>
+    </w:p>
+    <w:p>
+      <w:r>
+        <w:t>2. 0123</w:t>
+      </w:r>
+    </w:p>
+    <w:p>
+      <w:r>
+        <w:t>3. 01234</w:t>
+      </w:r>
+    </w:p>
+    <w:p>
+      <w:r>
+        <w:t>4. Toutes les réponses sont fausses</w:t>
+      </w:r>
+    </w:p>
+    <w:p/>
+    <w:p>
+      <w:pPr>
+        <w:rPr>
+          <w:highlight w:val="magenta"/>
+        </w:rPr>
+      </w:pPr>
+      <w:r>
+        <w:rPr>
+          <w:highlight w:val="magenta"/>
+        </w:rPr>
+        <w:t>56. Quelle méthode de gestion de projet utilise un cycle de développement itératif et</w:t>
+      </w:r>
+    </w:p>
+    <w:p>
+      <w:proofErr w:type="gramStart"/>
+      <w:r>
+        <w:rPr>
+          <w:highlight w:val="magenta"/>
+        </w:rPr>
+        <w:t>incrémental</w:t>
+      </w:r>
+      <w:proofErr w:type="gramEnd"/>
+      <w:r>
+        <w:rPr>
+          <w:highlight w:val="magenta"/>
+        </w:rPr>
+        <w:t xml:space="preserve"> ?</w:t>
+      </w:r>
+    </w:p>
+    <w:p>
+      <w:r>
+        <w:t>1. Cascade (Waterfall)</w:t>
+      </w:r>
+    </w:p>
+    <w:p>
+      <w:r>
+        <w:t>2. Agile</w:t>
+      </w:r>
+    </w:p>
+    <w:p>
+      <w:r>
+        <w:t>3. PRINCE2</w:t>
+      </w:r>
+    </w:p>
+    <w:p>
+      <w:r>
+        <w:t>4. Toutes les réponses sont fausses</w:t>
+      </w:r>
+    </w:p>
+    <w:p/>
+    <w:p>
+      <w:r>
+        <w:rPr>
+          <w:highlight w:val="magenta"/>
+        </w:rPr>
         <w:lastRenderedPageBreak/>
-        <w:t>55. Quel est le résultat de ce code C ?</w:t>
-      </w:r>
-    </w:p>
-    <w:p>
-      <w:pPr>
-        <w:rPr>
-          <w:lang w:val="en-US"/>
-        </w:rPr>
-      </w:pPr>
-      <w:r>
-        <w:rPr>
-          <w:lang w:val="en-US"/>
-        </w:rPr>
-        <w:t>int i = 0; while(i&lt;</w:t>
-      </w:r>
-      <w:proofErr w:type="gramStart"/>
-      <w:r>
-        <w:rPr>
-          <w:lang w:val="en-US"/>
-        </w:rPr>
-        <w:t>5) {</w:t>
-      </w:r>
-      <w:proofErr w:type="gramEnd"/>
-    </w:p>
-    <w:p>
-      <w:pPr>
-        <w:rPr>
-          <w:lang w:val="en-US"/>
-        </w:rPr>
-      </w:pPr>
-      <w:proofErr w:type="gramStart"/>
-      <w:r>
-        <w:rPr>
-          <w:lang w:val="en-US"/>
-        </w:rPr>
-        <w:t>if(</w:t>
-      </w:r>
-      <w:proofErr w:type="gramEnd"/>
-      <w:r>
-        <w:rPr>
-          <w:lang w:val="en-US"/>
-        </w:rPr>
-        <w:t>i== 3) break;</w:t>
-      </w:r>
-    </w:p>
-    <w:p>
-      <w:proofErr w:type="gramStart"/>
-      <w:r>
-        <w:t>printf(</w:t>
-      </w:r>
-      <w:proofErr w:type="gramEnd"/>
-      <w:r>
-        <w:t>"%d", i</w:t>
-      </w:r>
-      <w:proofErr w:type="gramStart"/>
-      <w:r>
-        <w:t>);</w:t>
-      </w:r>
-      <w:proofErr w:type="gramEnd"/>
-      <w:r>
-        <w:t xml:space="preserve"> i+</w:t>
-      </w:r>
-      <w:proofErr w:type="gramStart"/>
-      <w:r>
-        <w:t>+;</w:t>
-      </w:r>
-      <w:proofErr w:type="gramEnd"/>
-      <w:r>
-        <w:t xml:space="preserve"> }</w:t>
-      </w:r>
-    </w:p>
-    <w:p>
-      <w:r>
-        <w:t>1. 012</w:t>
-      </w:r>
-    </w:p>
-    <w:p>
-      <w:r>
-        <w:t>2. 0123</w:t>
-      </w:r>
-    </w:p>
-    <w:p>
-      <w:r>
-        <w:t>3. 01234</w:t>
+        <w:t xml:space="preserve">57. Quel rôle est responsable de la gestion quotidienne d'une équipe </w:t>
+      </w:r>
+      <w:proofErr w:type="gramStart"/>
+      <w:r>
+        <w:rPr>
+          <w:highlight w:val="magenta"/>
+        </w:rPr>
+        <w:t>Agile?</w:t>
+      </w:r>
+      <w:proofErr w:type="gramEnd"/>
+    </w:p>
+    <w:p>
+      <w:r>
+        <w:t>1. Product Owner</w:t>
+      </w:r>
+    </w:p>
+    <w:p>
+      <w:r>
+        <w:t>2. Scrum Master</w:t>
+      </w:r>
+    </w:p>
+    <w:p>
+      <w:r>
+        <w:t>3. Chef de projet</w:t>
       </w:r>
     </w:p>
     <w:p>
@@ -2637,32 +2952,22 @@
     <w:p/>
     <w:p>
       <w:r>
-        <w:t>56. Quelle méthode de gestion de projet utilise un cycle de développement itératif et</w:t>
-      </w:r>
-    </w:p>
-    <w:p>
-      <w:proofErr w:type="gramStart"/>
-      <w:r>
-        <w:t>incrémental</w:t>
-      </w:r>
-      <w:proofErr w:type="gramEnd"/>
-      <w:r>
-        <w:t xml:space="preserve"> ?</w:t>
-      </w:r>
-    </w:p>
-    <w:p>
-      <w:r>
-        <w:t>1. Cascade (Waterfall)</w:t>
-      </w:r>
-    </w:p>
-    <w:p>
-      <w:r>
-        <w:t>2. Agile</w:t>
-      </w:r>
-    </w:p>
-    <w:p>
-      <w:r>
-        <w:t>3. PRINCE2</w:t>
+        <w:t>58. Quel document décrit comment le projet sera exécuté, surveillé et contrôlé ?</w:t>
+      </w:r>
+    </w:p>
+    <w:p>
+      <w:r>
+        <w:t>1. Plan de management de projet</w:t>
+      </w:r>
+    </w:p>
+    <w:p>
+      <w:r>
+        <w:t>2. Charte de projet</w:t>
+      </w:r>
+    </w:p>
+    <w:p>
+      <w:r>
+        <w:t>3. Cahier des charges</w:t>
       </w:r>
     </w:p>
     <w:p>
@@ -2673,64 +2978,6 @@
     <w:p/>
     <w:p>
       <w:r>
-        <w:t xml:space="preserve">57. Quel rôle est responsable de la gestion quotidienne d'une équipe </w:t>
-      </w:r>
-      <w:proofErr w:type="gramStart"/>
-      <w:r>
-        <w:t>Agile?</w:t>
-      </w:r>
-      <w:proofErr w:type="gramEnd"/>
-    </w:p>
-    <w:p>
-      <w:r>
-        <w:t>1. Product Owner</w:t>
-      </w:r>
-    </w:p>
-    <w:p>
-      <w:r>
-        <w:t>2. Scrum Master</w:t>
-      </w:r>
-    </w:p>
-    <w:p>
-      <w:r>
-        <w:t>3. Chef de projet</w:t>
-      </w:r>
-    </w:p>
-    <w:p>
-      <w:r>
-        <w:t>4. Toutes les réponses sont fausses</w:t>
-      </w:r>
-    </w:p>
-    <w:p/>
-    <w:p>
-      <w:r>
-        <w:t>58. Quel document décrit comment le projet sera exécuté, surveillé et contrôlé ?</w:t>
-      </w:r>
-    </w:p>
-    <w:p>
-      <w:r>
-        <w:t>1. Plan de management de projet</w:t>
-      </w:r>
-    </w:p>
-    <w:p>
-      <w:r>
-        <w:t>2. Charte de projet</w:t>
-      </w:r>
-    </w:p>
-    <w:p>
-      <w:r>
-        <w:t>3. Cahier des charges</w:t>
-      </w:r>
-    </w:p>
-    <w:p>
-      <w:r>
-        <w:t>4. Toutes les réponses sont fausses</w:t>
-      </w:r>
-    </w:p>
-    <w:p/>
-    <w:p>
-      <w:r>
-        <w:lastRenderedPageBreak/>
         <w:t>59. Quelle plateforme web populaire utilise Git pour l'hébergement de code ?</w:t>
       </w:r>
     </w:p>
